--- a/docs/PRUEBAS.docx
+++ b/docs/PRUEBAS.docx
@@ -7,7 +7,181 @@
         <w:pStyle w:val="Title"/>
       </w:pPr>
       <w:r>
-        <w:t>Ferragro — Pruebas de caja negra, gris y blanca</w:t>
+        <w:t>Plan de pruebas — Ferragro Citas</w:t>
+      </w:r>
+    </w:p>
+    <w:p>
+      <w:pPr>
+        <w:pStyle w:val="Heading1"/>
+      </w:pPr>
+      <w:r>
+        <w:t>1. Alcance</w:t>
+      </w:r>
+    </w:p>
+    <w:tbl>
+      <w:tblPr>
+        <w:tblStyle w:val="TableGrid"/>
+        <w:tblW w:type="auto" w:w="0"/>
+        <w:tblLook w:firstColumn="1" w:firstRow="1" w:lastColumn="0" w:lastRow="0" w:noHBand="0" w:noVBand="1" w:val="04A0"/>
+      </w:tblPr>
+      <w:tblGrid>
+        <w:gridCol w:w="4320"/>
+        <w:gridCol w:w="4320"/>
+      </w:tblGrid>
+      <w:tr>
+        <w:tc>
+          <w:tcPr>
+            <w:tcW w:type="dxa" w:w="4320"/>
+          </w:tcPr>
+          <w:p>
+            <w:pPr>
+              <w:spacing w:after="0"/>
+            </w:pPr>
+            <w:r>
+              <w:rPr>
+                <w:b/>
+              </w:rPr>
+              <w:t>Capa</w:t>
+            </w:r>
+          </w:p>
+        </w:tc>
+        <w:tc>
+          <w:tcPr>
+            <w:tcW w:type="dxa" w:w="4320"/>
+          </w:tcPr>
+          <w:p>
+            <w:pPr>
+              <w:spacing w:after="0"/>
+            </w:pPr>
+            <w:r>
+              <w:rPr>
+                <w:b/>
+              </w:rPr>
+              <w:t>Qué se valida</w:t>
+            </w:r>
+          </w:p>
+        </w:tc>
+      </w:tr>
+      <w:tr>
+        <w:tc>
+          <w:tcPr>
+            <w:tcW w:type="dxa" w:w="4320"/>
+          </w:tcPr>
+          <w:p>
+            <w:pPr>
+              <w:spacing w:after="0"/>
+            </w:pPr>
+            <w:r>
+              <w:t>PostgreSQL</w:t>
+            </w:r>
+          </w:p>
+        </w:tc>
+        <w:tc>
+          <w:tcPr>
+            <w:tcW w:type="dxa" w:w="4320"/>
+          </w:tcPr>
+          <w:p>
+            <w:pPr>
+              <w:spacing w:after="0"/>
+            </w:pPr>
+            <w:r>
+              <w:t>Funciones PL/pgSQL en db/database-crud/</w:t>
+            </w:r>
+          </w:p>
+        </w:tc>
+      </w:tr>
+      <w:tr>
+        <w:tc>
+          <w:tcPr>
+            <w:tcW w:type="dxa" w:w="4320"/>
+          </w:tcPr>
+          <w:p>
+            <w:pPr>
+              <w:spacing w:after="0"/>
+            </w:pPr>
+            <w:r>
+              <w:t>Backend</w:t>
+            </w:r>
+          </w:p>
+        </w:tc>
+        <w:tc>
+          <w:tcPr>
+            <w:tcW w:type="dxa" w:w="4320"/>
+          </w:tcPr>
+          <w:p>
+            <w:pPr>
+              <w:spacing w:after="0"/>
+            </w:pPr>
+            <w:r>
+              <w:t>Reglas de negocio (logística, citas, bodegas)</w:t>
+            </w:r>
+          </w:p>
+        </w:tc>
+      </w:tr>
+      <w:tr>
+        <w:tc>
+          <w:tcPr>
+            <w:tcW w:type="dxa" w:w="4320"/>
+          </w:tcPr>
+          <w:p>
+            <w:pPr>
+              <w:spacing w:after="0"/>
+            </w:pPr>
+            <w:r>
+              <w:t>API HTTP</w:t>
+            </w:r>
+          </w:p>
+        </w:tc>
+        <w:tc>
+          <w:tcPr>
+            <w:tcW w:type="dxa" w:w="4320"/>
+          </w:tcPr>
+          <w:p>
+            <w:pPr>
+              <w:spacing w:after="0"/>
+            </w:pPr>
+            <w:r>
+              <w:t>Contrato JSON, auth, endpoints (manual / Locust)</w:t>
+            </w:r>
+          </w:p>
+        </w:tc>
+      </w:tr>
+      <w:tr>
+        <w:tc>
+          <w:tcPr>
+            <w:tcW w:type="dxa" w:w="4320"/>
+          </w:tcPr>
+          <w:p>
+            <w:pPr>
+              <w:spacing w:after="0"/>
+            </w:pPr>
+            <w:r>
+              <w:t>Frontend</w:t>
+            </w:r>
+          </w:p>
+        </w:tc>
+        <w:tc>
+          <w:tcPr>
+            <w:tcW w:type="dxa" w:w="4320"/>
+          </w:tcPr>
+          <w:p>
+            <w:pPr>
+              <w:spacing w:after="0"/>
+            </w:pPr>
+            <w:r>
+              <w:t>Build, accesibilidad (eslint jsx-a11y), flujos manuales</w:t>
+            </w:r>
+          </w:p>
+        </w:tc>
+      </w:tr>
+    </w:tbl>
+    <w:p/>
+    <w:p>
+      <w:pPr>
+        <w:pStyle w:val="Heading1"/>
+      </w:pPr>
+      <w:r>
+        <w:t>2. Prerrequisitos</w:t>
       </w:r>
     </w:p>
     <w:p>
@@ -15,7 +189,45 @@
         <w:spacing w:after="120"/>
       </w:pPr>
       <w:r>
-        <w:t>Nota: La plantilla que compartiste corresponde a otro producto (Reservify). Este documento está adaptado al Portal de citas de entrega Ferragro (React + FastAPI + PostgreSQL).</w:t>
+        <w:t>- Base local db_trabajo con esquema completo:</w:t>
+      </w:r>
+    </w:p>
+    <w:p>
+      <w:pPr>
+        <w:spacing w:after="120"/>
+      </w:pPr>
+      <w:r>
+        <w:rPr>
+          <w:rFonts w:ascii="Consolas" w:hAnsi="Consolas"/>
+          <w:sz w:val="18"/>
+        </w:rPr>
+        <w:t>cd "c:\dev\trabajo ferragro\db"</w:t>
+        <w:br/>
+        <w:t>.\run-database-all.ps1</w:t>
+      </w:r>
+    </w:p>
+    <w:p>
+      <w:pPr>
+        <w:spacing w:after="120"/>
+      </w:pPr>
+      <w:r>
+        <w:t>Incluye init/001 … 014 (bodegas), 015 (índices) y todas las funciones CRUD.</w:t>
+      </w:r>
+    </w:p>
+    <w:p>
+      <w:pPr>
+        <w:spacing w:after="120"/>
+      </w:pPr>
+      <w:r>
+        <w:t>- .env en la raíz con DATABASE_URL válido.</w:t>
+      </w:r>
+    </w:p>
+    <w:p>
+      <w:pPr>
+        <w:spacing w:after="120"/>
+      </w:pPr>
+      <w:r>
+        <w:t>- Venv del backend: backend\.venv con requirements.txt instalado.</w:t>
       </w:r>
     </w:p>
     <w:p>
@@ -23,7 +235,29 @@
         <w:pStyle w:val="Heading1"/>
       </w:pPr>
       <w:r>
-        <w:t>Cómo se aplican los tres enfoques aquí</w:t>
+        <w:t>3. Pruebas automatizadas (pytest)</w:t>
+      </w:r>
+    </w:p>
+    <w:p>
+      <w:pPr>
+        <w:pStyle w:val="Heading2"/>
+      </w:pPr>
+      <w:r>
+        <w:t>3.1 Funciones CRUD en PostgreSQL</w:t>
+      </w:r>
+    </w:p>
+    <w:p>
+      <w:pPr>
+        <w:spacing w:after="120"/>
+      </w:pPr>
+      <w:r>
+        <w:rPr>
+          <w:rFonts w:ascii="Consolas" w:hAnsi="Consolas"/>
+          <w:sz w:val="18"/>
+        </w:rPr>
+        <w:t>cd "c:\dev\trabajo ferragro\backend"</w:t>
+        <w:br/>
+        <w:t>.\.venv\Scripts\python.exe -m pytest tests/test_db_crud_functions.py -v</w:t>
       </w:r>
     </w:p>
     <w:tbl>
@@ -50,7 +284,7 @@
               <w:rPr>
                 <w:b/>
               </w:rPr>
-              <w:t>Enfoque</w:t>
+              <w:t>Suite</w:t>
             </w:r>
           </w:p>
         </w:tc>
@@ -66,7 +300,7 @@
               <w:rPr>
                 <w:b/>
               </w:rPr>
-              <w:t>Qué conoces</w:t>
+              <w:t>Casos</w:t>
             </w:r>
           </w:p>
         </w:tc>
@@ -82,7 +316,7 @@
               <w:rPr>
                 <w:b/>
               </w:rPr>
-              <w:t>Ejemplos en este proyecto</w:t>
+              <w:t>Notas</w:t>
             </w:r>
           </w:p>
         </w:tc>
@@ -97,7 +331,7 @@
               <w:spacing w:after="0"/>
             </w:pPr>
             <w:r>
-              <w:t>Caja negra</w:t>
+              <w:t>Rol, credenciales, usuarios, proveedores</w:t>
             </w:r>
           </w:p>
         </w:tc>
@@ -110,7 +344,7 @@
               <w:spacing w:after="0"/>
             </w:pPr>
             <w:r>
-              <w:t>Solo requisitos y comportamiento observable (UI o API sin mirar código).</w:t>
+              <w:t>7</w:t>
             </w:r>
           </w:p>
         </w:tc>
@@ -123,7 +357,7 @@
               <w:spacing w:after="0"/>
             </w:pPr>
             <w:r>
-              <w:t>Login con credenciales incorrectas; landing sin sesión; listado de citas tras autenticarse.</w:t>
+              <w:t>Transacción con rollback por test</w:t>
             </w:r>
           </w:p>
         </w:tc>
@@ -138,7 +372,7 @@
               <w:spacing w:after="0"/>
             </w:pPr>
             <w:r>
-              <w:t>Caja gris</w:t>
+              <w:t>Citas + historial</w:t>
             </w:r>
           </w:p>
         </w:tc>
@@ -151,7 +385,7 @@
               <w:spacing w:after="0"/>
             </w:pPr>
             <w:r>
-              <w:t>Contrato parcial: endpoints, JSON { success, data, message }, roles, .env de prueba; no revisas cada rama interna.</w:t>
+              <w:t>5</w:t>
             </w:r>
           </w:p>
         </w:tc>
@@ -164,7 +398,232 @@
               <w:spacing w:after="0"/>
             </w:pPr>
             <w:r>
-              <w:t>POST /api/v1/auth/login con cuerpo válido vs token JWT en GET /appointments; códigos HTTP esperados.</w:t>
+              <w:t>citas_create requiere IdBodega (6º parámetro o default en función)</w:t>
+            </w:r>
+          </w:p>
+        </w:tc>
+      </w:tr>
+    </w:tbl>
+    <w:p/>
+    <w:p>
+      <w:pPr>
+        <w:spacing w:after="120"/>
+      </w:pPr>
+      <w:r>
+        <w:t>Si falla IdBodega nulo: reaplicar CRUD:</w:t>
+      </w:r>
+    </w:p>
+    <w:p>
+      <w:pPr>
+        <w:spacing w:after="120"/>
+      </w:pPr>
+      <w:r>
+        <w:rPr>
+          <w:rFonts w:ascii="Consolas" w:hAnsi="Consolas"/>
+          <w:sz w:val="18"/>
+        </w:rPr>
+        <w:t>cd db</w:t>
+        <w:br/>
+        <w:t>.\run-database-crud.ps1</w:t>
+      </w:r>
+    </w:p>
+    <w:p>
+      <w:pPr>
+        <w:pStyle w:val="Heading2"/>
+      </w:pPr>
+      <w:r>
+        <w:t>3.2 Reglas de logística (sin BD)</w:t>
+      </w:r>
+    </w:p>
+    <w:p>
+      <w:pPr>
+        <w:spacing w:after="120"/>
+      </w:pPr>
+      <w:r>
+        <w:rPr>
+          <w:rFonts w:ascii="Consolas" w:hAnsi="Consolas"/>
+          <w:sz w:val="18"/>
+        </w:rPr>
+        <w:t>.\.venv\Scripts\python.exe -m pytest tests/test_logistics_business_rules.py -v</w:t>
+      </w:r>
+    </w:p>
+    <w:p>
+      <w:pPr>
+        <w:spacing w:after="120"/>
+      </w:pPr>
+      <w:r>
+        <w:t>Valida límites de acciones de Logística sobre citas (mocks, sin PostgreSQL).</w:t>
+      </w:r>
+    </w:p>
+    <w:p>
+      <w:pPr>
+        <w:pStyle w:val="Heading2"/>
+      </w:pPr>
+      <w:r>
+        <w:t>3.3 Todas las pruebas backend</w:t>
+      </w:r>
+    </w:p>
+    <w:p>
+      <w:pPr>
+        <w:spacing w:after="120"/>
+      </w:pPr>
+      <w:r>
+        <w:rPr>
+          <w:rFonts w:ascii="Consolas" w:hAnsi="Consolas"/>
+          <w:sz w:val="18"/>
+        </w:rPr>
+        <w:t>.\.venv\Scripts\python.exe -m pytest tests/ -v</w:t>
+      </w:r>
+    </w:p>
+    <w:p>
+      <w:pPr>
+        <w:pStyle w:val="Heading1"/>
+      </w:pPr>
+      <w:r>
+        <w:t>4. Prueba de carga (Locust)</w:t>
+      </w:r>
+    </w:p>
+    <w:p>
+      <w:pPr>
+        <w:spacing w:after="120"/>
+      </w:pPr>
+      <w:r>
+        <w:t>Solo desarrollo/CI; desactivar rate limit:</w:t>
+      </w:r>
+    </w:p>
+    <w:p>
+      <w:pPr>
+        <w:spacing w:after="120"/>
+      </w:pPr>
+      <w:r>
+        <w:rPr>
+          <w:rFonts w:ascii="Consolas" w:hAnsi="Consolas"/>
+          <w:sz w:val="18"/>
+        </w:rPr>
+        <w:t>$env:RATE_LIMIT_ENABLED = "false"</w:t>
+        <w:br/>
+        <w:t>pip install -r backend/requirements-dev.txt</w:t>
+        <w:br/>
+        <w:t>cd backend</w:t>
+        <w:br/>
+        <w:t>locust -f load_tests/locustfile.py --host=http://127.0.0.1:8000</w:t>
+      </w:r>
+    </w:p>
+    <w:p>
+      <w:pPr>
+        <w:spacing w:after="120"/>
+      </w:pPr>
+      <w:r>
+        <w:t>Workflow manual en GitHub: Load test (Locust).</w:t>
+      </w:r>
+    </w:p>
+    <w:p>
+      <w:pPr>
+        <w:spacing w:after="120"/>
+      </w:pPr>
+      <w:r>
+        <w:t>Variables opcionales para escenarios con login: STRESS_LOGIN_EMAIL, STRESS_LOGIN_PASSWORD.</w:t>
+      </w:r>
+    </w:p>
+    <w:p>
+      <w:pPr>
+        <w:pStyle w:val="Heading1"/>
+      </w:pPr>
+      <w:r>
+        <w:t>5. Frontend</w:t>
+      </w:r>
+    </w:p>
+    <w:p>
+      <w:pPr>
+        <w:spacing w:after="120"/>
+      </w:pPr>
+      <w:r>
+        <w:rPr>
+          <w:rFonts w:ascii="Consolas" w:hAnsi="Consolas"/>
+          <w:sz w:val="18"/>
+        </w:rPr>
+        <w:t>cd frontend</w:t>
+        <w:br/>
+        <w:t>npm ci</w:t>
+        <w:br/>
+        <w:t>npm run build</w:t>
+        <w:br/>
+        <w:t>npm run lint:a11y</w:t>
+      </w:r>
+    </w:p>
+    <w:p>
+      <w:pPr>
+        <w:spacing w:after="120"/>
+      </w:pPr>
+      <w:r>
+        <w:t>En desarrollo, axe-core puede activarse vía frontend/src/axe.js.</w:t>
+      </w:r>
+    </w:p>
+    <w:p>
+      <w:pPr>
+        <w:pStyle w:val="Heading1"/>
+      </w:pPr>
+      <w:r>
+        <w:t>6. Pruebas manuales (checklist release)</w:t>
+      </w:r>
+    </w:p>
+    <w:tbl>
+      <w:tblPr>
+        <w:tblStyle w:val="TableGrid"/>
+        <w:tblW w:type="auto" w:w="0"/>
+        <w:tblLook w:firstColumn="1" w:firstRow="1" w:lastColumn="0" w:lastRow="0" w:noHBand="0" w:noVBand="1" w:val="04A0"/>
+      </w:tblPr>
+      <w:tblGrid>
+        <w:gridCol w:w="2880"/>
+        <w:gridCol w:w="2880"/>
+        <w:gridCol w:w="2880"/>
+      </w:tblGrid>
+      <w:tr>
+        <w:tc>
+          <w:tcPr>
+            <w:tcW w:type="dxa" w:w="2880"/>
+          </w:tcPr>
+          <w:p>
+            <w:pPr>
+              <w:spacing w:after="0"/>
+            </w:pPr>
+            <w:r>
+              <w:rPr>
+                <w:b/>
+              </w:rPr>
+              <w:t>#</w:t>
+            </w:r>
+          </w:p>
+        </w:tc>
+        <w:tc>
+          <w:tcPr>
+            <w:tcW w:type="dxa" w:w="2880"/>
+          </w:tcPr>
+          <w:p>
+            <w:pPr>
+              <w:spacing w:after="0"/>
+            </w:pPr>
+            <w:r>
+              <w:rPr>
+                <w:b/>
+              </w:rPr>
+              <w:t>Escenario</w:t>
+            </w:r>
+          </w:p>
+        </w:tc>
+        <w:tc>
+          <w:tcPr>
+            <w:tcW w:type="dxa" w:w="2880"/>
+          </w:tcPr>
+          <w:p>
+            <w:pPr>
+              <w:spacing w:after="0"/>
+            </w:pPr>
+            <w:r>
+              <w:rPr>
+                <w:b/>
+              </w:rPr>
+              <w:t>Rol</w:t>
             </w:r>
           </w:p>
         </w:tc>
@@ -179,7 +638,7 @@
               <w:spacing w:after="0"/>
             </w:pPr>
             <w:r>
-              <w:t>Caja blanca</w:t>
+              <w:t>1</w:t>
             </w:r>
           </w:p>
         </w:tc>
@@ -192,7 +651,7 @@
               <w:spacing w:after="0"/>
             </w:pPr>
             <w:r>
-              <w:t>Código y ramas: condiciones, middleware, límites, SQL.</w:t>
+              <w:t>Login Admin</w:t>
             </w:r>
           </w:p>
         </w:tc>
@@ -205,7 +664,294 @@
               <w:spacing w:after="0"/>
             </w:pPr>
             <w:r>
-              <w:t>Middleware de consultas sospechosas en main.py; rate_limit_enabled; filtros por rol en appointments.py; validación de NIT en registro.</w:t>
+              <w:t>Admin</w:t>
+            </w:r>
+          </w:p>
+        </w:tc>
+      </w:tr>
+      <w:tr>
+        <w:tc>
+          <w:tcPr>
+            <w:tcW w:type="dxa" w:w="2880"/>
+          </w:tcPr>
+          <w:p>
+            <w:pPr>
+              <w:spacing w:after="0"/>
+            </w:pPr>
+            <w:r>
+              <w:t>2</w:t>
+            </w:r>
+          </w:p>
+        </w:tc>
+        <w:tc>
+          <w:tcPr>
+            <w:tcW w:type="dxa" w:w="2880"/>
+          </w:tcPr>
+          <w:p>
+            <w:pPr>
+              <w:spacing w:after="0"/>
+            </w:pPr>
+            <w:r>
+              <w:t>Crear proveedor / usuario Logística</w:t>
+            </w:r>
+          </w:p>
+        </w:tc>
+        <w:tc>
+          <w:tcPr>
+            <w:tcW w:type="dxa" w:w="2880"/>
+          </w:tcPr>
+          <w:p>
+            <w:pPr>
+              <w:spacing w:after="0"/>
+            </w:pPr>
+            <w:r>
+              <w:t>Admin</w:t>
+            </w:r>
+          </w:p>
+        </w:tc>
+      </w:tr>
+      <w:tr>
+        <w:tc>
+          <w:tcPr>
+            <w:tcW w:type="dxa" w:w="2880"/>
+          </w:tcPr>
+          <w:p>
+            <w:pPr>
+              <w:spacing w:after="0"/>
+            </w:pPr>
+            <w:r>
+              <w:t>3</w:t>
+            </w:r>
+          </w:p>
+        </w:tc>
+        <w:tc>
+          <w:tcPr>
+            <w:tcW w:type="dxa" w:w="2880"/>
+          </w:tcPr>
+          <w:p>
+            <w:pPr>
+              <w:spacing w:after="0"/>
+            </w:pPr>
+            <w:r>
+              <w:t>Registro proveedor público</w:t>
+            </w:r>
+          </w:p>
+        </w:tc>
+        <w:tc>
+          <w:tcPr>
+            <w:tcW w:type="dxa" w:w="2880"/>
+          </w:tcPr>
+          <w:p>
+            <w:pPr>
+              <w:spacing w:after="0"/>
+            </w:pPr>
+            <w:r>
+              <w:t>Visitante</w:t>
+            </w:r>
+          </w:p>
+        </w:tc>
+      </w:tr>
+      <w:tr>
+        <w:tc>
+          <w:tcPr>
+            <w:tcW w:type="dxa" w:w="2880"/>
+          </w:tcPr>
+          <w:p>
+            <w:pPr>
+              <w:spacing w:after="0"/>
+            </w:pPr>
+            <w:r>
+              <w:t>4</w:t>
+            </w:r>
+          </w:p>
+        </w:tc>
+        <w:tc>
+          <w:tcPr>
+            <w:tcW w:type="dxa" w:w="2880"/>
+          </w:tcPr>
+          <w:p>
+            <w:pPr>
+              <w:spacing w:after="0"/>
+            </w:pPr>
+            <w:r>
+              <w:t>Agendar cita eligiendo bodega y turno</w:t>
+            </w:r>
+          </w:p>
+        </w:tc>
+        <w:tc>
+          <w:tcPr>
+            <w:tcW w:type="dxa" w:w="2880"/>
+          </w:tcPr>
+          <w:p>
+            <w:pPr>
+              <w:spacing w:after="0"/>
+            </w:pPr>
+            <w:r>
+              <w:t>Proveedor</w:t>
+            </w:r>
+          </w:p>
+        </w:tc>
+      </w:tr>
+      <w:tr>
+        <w:tc>
+          <w:tcPr>
+            <w:tcW w:type="dxa" w:w="2880"/>
+          </w:tcPr>
+          <w:p>
+            <w:pPr>
+              <w:spacing w:after="0"/>
+            </w:pPr>
+            <w:r>
+              <w:t>5</w:t>
+            </w:r>
+          </w:p>
+        </w:tc>
+        <w:tc>
+          <w:tcPr>
+            <w:tcW w:type="dxa" w:w="2880"/>
+          </w:tcPr>
+          <w:p>
+            <w:pPr>
+              <w:spacing w:after="0"/>
+            </w:pPr>
+            <w:r>
+              <w:t>Segundo proveedor mismo turno misma bodega → rechazo (409)</w:t>
+            </w:r>
+          </w:p>
+        </w:tc>
+        <w:tc>
+          <w:tcPr>
+            <w:tcW w:type="dxa" w:w="2880"/>
+          </w:tcPr>
+          <w:p>
+            <w:pPr>
+              <w:spacing w:after="0"/>
+            </w:pPr>
+            <w:r>
+              <w:t>Proveedor</w:t>
+            </w:r>
+          </w:p>
+        </w:tc>
+      </w:tr>
+      <w:tr>
+        <w:tc>
+          <w:tcPr>
+            <w:tcW w:type="dxa" w:w="2880"/>
+          </w:tcPr>
+          <w:p>
+            <w:pPr>
+              <w:spacing w:after="0"/>
+            </w:pPr>
+            <w:r>
+              <w:t>6</w:t>
+            </w:r>
+          </w:p>
+        </w:tc>
+        <w:tc>
+          <w:tcPr>
+            <w:tcW w:type="dxa" w:w="2880"/>
+          </w:tcPr>
+          <w:p>
+            <w:pPr>
+              <w:spacing w:after="0"/>
+            </w:pPr>
+            <w:r>
+              <w:t>Cambiar estado / reprogramar cita</w:t>
+            </w:r>
+          </w:p>
+        </w:tc>
+        <w:tc>
+          <w:tcPr>
+            <w:tcW w:type="dxa" w:w="2880"/>
+          </w:tcPr>
+          <w:p>
+            <w:pPr>
+              <w:spacing w:after="0"/>
+            </w:pPr>
+            <w:r>
+              <w:t>Logística</w:t>
+            </w:r>
+          </w:p>
+        </w:tc>
+      </w:tr>
+      <w:tr>
+        <w:tc>
+          <w:tcPr>
+            <w:tcW w:type="dxa" w:w="2880"/>
+          </w:tcPr>
+          <w:p>
+            <w:pPr>
+              <w:spacing w:after="0"/>
+            </w:pPr>
+            <w:r>
+              <w:t>7</w:t>
+            </w:r>
+          </w:p>
+        </w:tc>
+        <w:tc>
+          <w:tcPr>
+            <w:tcW w:type="dxa" w:w="2880"/>
+          </w:tcPr>
+          <w:p>
+            <w:pPr>
+              <w:spacing w:after="0"/>
+            </w:pPr>
+            <w:r>
+              <w:t>Recuperar contraseña (SMTP)</w:t>
+            </w:r>
+          </w:p>
+        </w:tc>
+        <w:tc>
+          <w:tcPr>
+            <w:tcW w:type="dxa" w:w="2880"/>
+          </w:tcPr>
+          <w:p>
+            <w:pPr>
+              <w:spacing w:after="0"/>
+            </w:pPr>
+            <w:r>
+              <w:t>Cualquiera</w:t>
+            </w:r>
+          </w:p>
+        </w:tc>
+      </w:tr>
+      <w:tr>
+        <w:tc>
+          <w:tcPr>
+            <w:tcW w:type="dxa" w:w="2880"/>
+          </w:tcPr>
+          <w:p>
+            <w:pPr>
+              <w:spacing w:after="0"/>
+            </w:pPr>
+            <w:r>
+              <w:t>8</w:t>
+            </w:r>
+          </w:p>
+        </w:tc>
+        <w:tc>
+          <w:tcPr>
+            <w:tcW w:type="dxa" w:w="2880"/>
+          </w:tcPr>
+          <w:p>
+            <w:pPr>
+              <w:spacing w:after="0"/>
+            </w:pPr>
+            <w:r>
+              <w:t>/health en producción con email_enabled: true</w:t>
+            </w:r>
+          </w:p>
+        </w:tc>
+        <w:tc>
+          <w:tcPr>
+            <w:tcW w:type="dxa" w:w="2880"/>
+          </w:tcPr>
+          <w:p>
+            <w:pPr>
+              <w:spacing w:after="0"/>
+            </w:pPr>
+            <w:r>
+              <w:t>—</w:t>
             </w:r>
           </w:p>
         </w:tc>
@@ -217,7 +963,7 @@
         <w:spacing w:after="120"/>
       </w:pPr>
       <w:r>
-        <w:t>Rellena Project Name, Release Version, Tester Name y Testing Date(s) en cada bloque según tu entrega.</w:t>
+        <w:t>Producción: esperar cold start del API (~1 min) en la primera visita del día.</w:t>
       </w:r>
     </w:p>
     <w:p>
@@ -225,173 +971,7 @@
         <w:pStyle w:val="Heading1"/>
       </w:pPr>
       <w:r>
-        <w:t>Encabezado común (copiar y completar)</w:t>
-      </w:r>
-    </w:p>
-    <w:tbl>
-      <w:tblPr>
-        <w:tblStyle w:val="TableGrid"/>
-        <w:tblW w:type="auto" w:w="0"/>
-        <w:tblLook w:firstColumn="1" w:firstRow="1" w:lastColumn="0" w:lastRow="0" w:noHBand="0" w:noVBand="1" w:val="04A0"/>
-      </w:tblPr>
-      <w:tblGrid>
-        <w:gridCol w:w="4320"/>
-        <w:gridCol w:w="4320"/>
-      </w:tblGrid>
-      <w:tr>
-        <w:tc>
-          <w:tcPr>
-            <w:tcW w:type="dxa" w:w="4320"/>
-          </w:tcPr>
-          <w:p>
-            <w:pPr>
-              <w:spacing w:after="0"/>
-            </w:pPr>
-            <w:r>
-              <w:rPr>
-                <w:b/>
-              </w:rPr>
-              <w:t>Campo</w:t>
-            </w:r>
-          </w:p>
-        </w:tc>
-        <w:tc>
-          <w:tcPr>
-            <w:tcW w:type="dxa" w:w="4320"/>
-          </w:tcPr>
-          <w:p>
-            <w:pPr>
-              <w:spacing w:after="0"/>
-            </w:pPr>
-            <w:r>
-              <w:rPr>
-                <w:b/>
-              </w:rPr>
-              <w:t>Valor</w:t>
-            </w:r>
-          </w:p>
-        </w:tc>
-      </w:tr>
-      <w:tr>
-        <w:tc>
-          <w:tcPr>
-            <w:tcW w:type="dxa" w:w="4320"/>
-          </w:tcPr>
-          <w:p>
-            <w:pPr>
-              <w:spacing w:after="0"/>
-            </w:pPr>
-            <w:r>
-              <w:t>Project Name</w:t>
-            </w:r>
-          </w:p>
-        </w:tc>
-        <w:tc>
-          <w:tcPr>
-            <w:tcW w:type="dxa" w:w="4320"/>
-          </w:tcPr>
-          <w:p>
-            <w:pPr>
-              <w:spacing w:after="0"/>
-            </w:pPr>
-            <w:r>
-              <w:t>Ferragro — Portal citas de entrega</w:t>
-            </w:r>
-          </w:p>
-        </w:tc>
-      </w:tr>
-      <w:tr>
-        <w:tc>
-          <w:tcPr>
-            <w:tcW w:type="dxa" w:w="4320"/>
-          </w:tcPr>
-          <w:p>
-            <w:pPr>
-              <w:spacing w:after="0"/>
-            </w:pPr>
-            <w:r>
-              <w:t>Release Version</w:t>
-            </w:r>
-          </w:p>
-        </w:tc>
-        <w:tc>
-          <w:tcPr>
-            <w:tcW w:type="dxa" w:w="4320"/>
-          </w:tcPr>
-          <w:p>
-            <w:pPr>
-              <w:spacing w:after="0"/>
-            </w:pPr>
-            <w:r>
-              <w:t>(ej. 1.0.0-rc1)</w:t>
-            </w:r>
-          </w:p>
-        </w:tc>
-      </w:tr>
-      <w:tr>
-        <w:tc>
-          <w:tcPr>
-            <w:tcW w:type="dxa" w:w="4320"/>
-          </w:tcPr>
-          <w:p>
-            <w:pPr>
-              <w:spacing w:after="0"/>
-            </w:pPr>
-            <w:r>
-              <w:t>Tester Name</w:t>
-            </w:r>
-          </w:p>
-        </w:tc>
-        <w:tc>
-          <w:tcPr>
-            <w:tcW w:type="dxa" w:w="4320"/>
-          </w:tcPr>
-          <w:p>
-            <w:pPr>
-              <w:spacing w:after="0"/>
-            </w:pPr>
-            <w:r>
-              <w:t>(tu nombre)</w:t>
-            </w:r>
-          </w:p>
-        </w:tc>
-      </w:tr>
-      <w:tr>
-        <w:tc>
-          <w:tcPr>
-            <w:tcW w:type="dxa" w:w="4320"/>
-          </w:tcPr>
-          <w:p>
-            <w:pPr>
-              <w:spacing w:after="0"/>
-            </w:pPr>
-            <w:r>
-              <w:t>Testing Date(s)</w:t>
-            </w:r>
-          </w:p>
-        </w:tc>
-        <w:tc>
-          <w:tcPr>
-            <w:tcW w:type="dxa" w:w="4320"/>
-          </w:tcPr>
-          <w:p>
-            <w:pPr>
-              <w:spacing w:after="0"/>
-            </w:pPr>
-            <w:r>
-              <w:t>(ej. 12/05/2026)</w:t>
-            </w:r>
-          </w:p>
-        </w:tc>
-      </w:tr>
-    </w:tbl>
-    <w:p/>
-    <w:p>
-      <w:pPr>
-        <w:spacing w:after="120"/>
-      </w:pPr>
-      <w:r>
-        <w:t>Pre-condición general: Backend y base de datos en ejecución; frontend accesible (Vite o build). Datos de prueba coherentes con tu .env y seed (si aplica).</w:t>
+        <w:t>7. Criterios de salida</w:t>
       </w:r>
     </w:p>
     <w:p>
@@ -399,7 +979,7 @@
         <w:spacing w:after="120"/>
       </w:pPr>
       <w:r>
-        <w:t>Post-condición general: Sin datos de producción modificados si usas entorno aislado; cerrar sesión o revocar tokens de prueba si procede.</w:t>
+        <w:t>- pytest tests/ en verde en local.</w:t>
       </w:r>
     </w:p>
     <w:p>
@@ -407,15 +987,23 @@
         <w:spacing w:after="120"/>
       </w:pPr>
       <w:r>
-        <w:t>Status (regla): en la fila Status de cada caso escribe una sola palabra: Pass si el resultado real cumple lo esperado, o Fail si no. No uses Pass/Fail, listas ni texto mixto en esa celda. Los casos incluyen Pass como valor inicial; cámbialo a Fail si la ejecución demuestra que no se cumple lo esperado.</w:t>
+        <w:t>- npm run build sin errores.</w:t>
       </w:r>
     </w:p>
     <w:p>
       <w:pPr>
-        <w:pStyle w:val="Title"/>
+        <w:spacing w:after="120"/>
       </w:pPr>
       <w:r>
-        <w:t>CAJA NEGRA</w:t>
+        <w:t>- Migraciones SQL aplicadas en BD destino antes del deploy del API.</w:t>
+      </w:r>
+    </w:p>
+    <w:p>
+      <w:pPr>
+        <w:spacing w:after="120"/>
+      </w:pPr>
+      <w:r>
+        <w:t>- GET /health con build_id esperado tras deploy.</w:t>
       </w:r>
     </w:p>
     <w:p>
@@ -426,4757 +1014,7 @@
         <w:rPr>
           <w:i/>
         </w:rPr>
-        <w:t>El tester no usa el código fuente como referencia; solo la interfaz y/o el comportamiento acordado.</w:t>
-      </w:r>
-    </w:p>
-    <w:p>
-      <w:pPr>
-        <w:pStyle w:val="Heading1"/>
-      </w:pPr>
-      <w:r>
-        <w:t>Test case NB-1: Landing (página pública inicial)</w:t>
-      </w:r>
-    </w:p>
-    <w:tbl>
-      <w:tblPr>
-        <w:tblStyle w:val="TableGrid"/>
-        <w:tblW w:type="auto" w:w="0"/>
-        <w:tblLook w:firstColumn="1" w:firstRow="1" w:lastColumn="0" w:lastRow="0" w:noHBand="0" w:noVBand="1" w:val="04A0"/>
-      </w:tblPr>
-      <w:tblGrid>
-        <w:gridCol w:w="4320"/>
-        <w:gridCol w:w="4320"/>
-      </w:tblGrid>
-      <w:tr>
-        <w:tc>
-          <w:tcPr>
-            <w:tcW w:type="dxa" w:w="4320"/>
-          </w:tcPr>
-          <w:p>
-            <w:pPr>
-              <w:spacing w:after="0"/>
-            </w:pPr>
-            <w:r>
-              <w:rPr>
-                <w:b/>
-              </w:rPr>
-              <w:t>Campo</w:t>
-            </w:r>
-          </w:p>
-        </w:tc>
-        <w:tc>
-          <w:tcPr>
-            <w:tcW w:type="dxa" w:w="4320"/>
-          </w:tcPr>
-          <w:p>
-            <w:pPr>
-              <w:spacing w:after="0"/>
-            </w:pPr>
-            <w:r>
-              <w:rPr>
-                <w:b/>
-              </w:rPr>
-              <w:t>Contenido</w:t>
-            </w:r>
-          </w:p>
-        </w:tc>
-      </w:tr>
-      <w:tr>
-        <w:tc>
-          <w:tcPr>
-            <w:tcW w:type="dxa" w:w="4320"/>
-          </w:tcPr>
-          <w:p>
-            <w:pPr>
-              <w:spacing w:after="0"/>
-            </w:pPr>
-            <w:r>
-              <w:t>Test Case #</w:t>
-            </w:r>
-          </w:p>
-        </w:tc>
-        <w:tc>
-          <w:tcPr>
-            <w:tcW w:type="dxa" w:w="4320"/>
-          </w:tcPr>
-          <w:p>
-            <w:pPr>
-              <w:spacing w:after="0"/>
-            </w:pPr>
-            <w:r>
-              <w:t>NB-1</w:t>
-            </w:r>
-          </w:p>
-        </w:tc>
-      </w:tr>
-      <w:tr>
-        <w:tc>
-          <w:tcPr>
-            <w:tcW w:type="dxa" w:w="4320"/>
-          </w:tcPr>
-          <w:p>
-            <w:pPr>
-              <w:spacing w:after="0"/>
-            </w:pPr>
-            <w:r>
-              <w:t>Test Priority</w:t>
-            </w:r>
-          </w:p>
-        </w:tc>
-        <w:tc>
-          <w:tcPr>
-            <w:tcW w:type="dxa" w:w="4320"/>
-          </w:tcPr>
-          <w:p>
-            <w:pPr>
-              <w:spacing w:after="0"/>
-            </w:pPr>
-            <w:r>
-              <w:t>Media</w:t>
-            </w:r>
-          </w:p>
-        </w:tc>
-      </w:tr>
-      <w:tr>
-        <w:tc>
-          <w:tcPr>
-            <w:tcW w:type="dxa" w:w="4320"/>
-          </w:tcPr>
-          <w:p>
-            <w:pPr>
-              <w:spacing w:after="0"/>
-            </w:pPr>
-            <w:r>
-              <w:t>Test Title/Name</w:t>
-            </w:r>
-          </w:p>
-        </w:tc>
-        <w:tc>
-          <w:tcPr>
-            <w:tcW w:type="dxa" w:w="4320"/>
-          </w:tcPr>
-          <w:p>
-            <w:pPr>
-              <w:spacing w:after="0"/>
-            </w:pPr>
-            <w:r>
-              <w:t>Landing — navegación pública y enlaces de contacto</w:t>
-            </w:r>
-          </w:p>
-        </w:tc>
-      </w:tr>
-      <w:tr>
-        <w:tc>
-          <w:tcPr>
-            <w:tcW w:type="dxa" w:w="4320"/>
-          </w:tcPr>
-          <w:p>
-            <w:pPr>
-              <w:spacing w:after="0"/>
-            </w:pPr>
-            <w:r>
-              <w:t>Test Summary</w:t>
-            </w:r>
-          </w:p>
-        </w:tc>
-        <w:tc>
-          <w:tcPr>
-            <w:tcW w:type="dxa" w:w="4320"/>
-          </w:tcPr>
-          <w:p>
-            <w:pPr>
-              <w:spacing w:after="0"/>
-            </w:pPr>
-            <w:r>
-              <w:t>Validar que un usuario sin sesión ve la portada, puede ir a Iniciar sesión / Registrarme, y que los enlaces de contacto abren el destino correcto (WhatsApp / correo).</w:t>
-            </w:r>
-          </w:p>
-        </w:tc>
-      </w:tr>
-      <w:tr>
-        <w:tc>
-          <w:tcPr>
-            <w:tcW w:type="dxa" w:w="4320"/>
-          </w:tcPr>
-          <w:p>
-            <w:pPr>
-              <w:spacing w:after="0"/>
-            </w:pPr>
-            <w:r>
-              <w:t>Test Steps</w:t>
-            </w:r>
-          </w:p>
-        </w:tc>
-        <w:tc>
-          <w:tcPr>
-            <w:tcW w:type="dxa" w:w="4320"/>
-          </w:tcPr>
-          <w:p>
-            <w:pPr>
-              <w:spacing w:after="0"/>
-            </w:pPr>
-            <w:r>
-              <w:t>1) Abrir la URL raíz del frontend. 2) Comprobar título/hero (“Portal de proveedores…” o similar). 3) Pulsar Iniciar sesión y ver formulario de login. 4) Volver atrás si existe y pulsar Registrarme. 5) En landing, pulsar enlace WhatsApp y Correo en “Información de contacto”.</w:t>
-            </w:r>
-          </w:p>
-        </w:tc>
-      </w:tr>
-      <w:tr>
-        <w:tc>
-          <w:tcPr>
-            <w:tcW w:type="dxa" w:w="4320"/>
-          </w:tcPr>
-          <w:p>
-            <w:pPr>
-              <w:spacing w:after="0"/>
-            </w:pPr>
-            <w:r>
-              <w:t>Test Data</w:t>
-            </w:r>
-          </w:p>
-        </w:tc>
-        <w:tc>
-          <w:tcPr>
-            <w:tcW w:type="dxa" w:w="4320"/>
-          </w:tcPr>
-          <w:p>
-            <w:pPr>
-              <w:spacing w:after="0"/>
-            </w:pPr>
-            <w:r>
-              <w:t>URL front: http://localhost:2711 (o la que uses). WhatsApp esperado: enlace https://wa.me/573142254819. Correo: mailto:ecommerce@ferragro.com.</w:t>
-            </w:r>
-          </w:p>
-        </w:tc>
-      </w:tr>
-      <w:tr>
-        <w:tc>
-          <w:tcPr>
-            <w:tcW w:type="dxa" w:w="4320"/>
-          </w:tcPr>
-          <w:p>
-            <w:pPr>
-              <w:spacing w:after="0"/>
-            </w:pPr>
-            <w:r>
-              <w:t>Expected Result</w:t>
-            </w:r>
-          </w:p>
-        </w:tc>
-        <w:tc>
-          <w:tcPr>
-            <w:tcW w:type="dxa" w:w="4320"/>
-          </w:tcPr>
-          <w:p>
-            <w:pPr>
-              <w:spacing w:after="0"/>
-            </w:pPr>
-            <w:r>
-              <w:t>Landing carga sin errores visibles; botones llevan a login/registro; enlaces externos/mailto son los indicados (no redirigen a búsqueda genérica).</w:t>
-            </w:r>
-          </w:p>
-        </w:tc>
-      </w:tr>
-      <w:tr>
-        <w:tc>
-          <w:tcPr>
-            <w:tcW w:type="dxa" w:w="4320"/>
-          </w:tcPr>
-          <w:p>
-            <w:pPr>
-              <w:spacing w:after="0"/>
-            </w:pPr>
-            <w:r>
-              <w:t>Actual Result</w:t>
-            </w:r>
-          </w:p>
-        </w:tc>
-        <w:tc>
-          <w:tcPr>
-            <w:tcW w:type="dxa" w:w="4320"/>
-          </w:tcPr>
-          <w:p>
-            <w:pPr>
-              <w:spacing w:after="0"/>
-            </w:pPr>
-            <w:r>
-              <w:t>(rellenar al ejecutar)</w:t>
-            </w:r>
-          </w:p>
-        </w:tc>
-      </w:tr>
-      <w:tr>
-        <w:tc>
-          <w:tcPr>
-            <w:tcW w:type="dxa" w:w="4320"/>
-          </w:tcPr>
-          <w:p>
-            <w:pPr>
-              <w:spacing w:after="0"/>
-            </w:pPr>
-            <w:r>
-              <w:t>Pre-condition</w:t>
-            </w:r>
-          </w:p>
-        </w:tc>
-        <w:tc>
-          <w:tcPr>
-            <w:tcW w:type="dxa" w:w="4320"/>
-          </w:tcPr>
-          <w:p>
-            <w:pPr>
-              <w:spacing w:after="0"/>
-            </w:pPr>
-            <w:r>
-              <w:t>Sin cookie de sesión activa (navegador limpio o ventana privada).</w:t>
-            </w:r>
-          </w:p>
-        </w:tc>
-      </w:tr>
-      <w:tr>
-        <w:tc>
-          <w:tcPr>
-            <w:tcW w:type="dxa" w:w="4320"/>
-          </w:tcPr>
-          <w:p>
-            <w:pPr>
-              <w:spacing w:after="0"/>
-            </w:pPr>
-            <w:r>
-              <w:t>Post-condition</w:t>
-            </w:r>
-          </w:p>
-        </w:tc>
-        <w:tc>
-          <w:tcPr>
-            <w:tcW w:type="dxa" w:w="4320"/>
-          </w:tcPr>
-          <w:p>
-            <w:pPr>
-              <w:spacing w:after="0"/>
-            </w:pPr>
-            <w:r>
-              <w:t>Usuario sigue sin sesión o en pantalla login/registro según última acción.</w:t>
-            </w:r>
-          </w:p>
-        </w:tc>
-      </w:tr>
-      <w:tr>
-        <w:tc>
-          <w:tcPr>
-            <w:tcW w:type="dxa" w:w="4320"/>
-          </w:tcPr>
-          <w:p>
-            <w:pPr>
-              <w:spacing w:after="0"/>
-            </w:pPr>
-            <w:r>
-              <w:t>Status</w:t>
-            </w:r>
-          </w:p>
-        </w:tc>
-        <w:tc>
-          <w:tcPr>
-            <w:tcW w:type="dxa" w:w="4320"/>
-          </w:tcPr>
-          <w:p>
-            <w:pPr>
-              <w:spacing w:after="0"/>
-            </w:pPr>
-            <w:r>
-              <w:t>Pass</w:t>
-            </w:r>
-          </w:p>
-        </w:tc>
-      </w:tr>
-      <w:tr>
-        <w:tc>
-          <w:tcPr>
-            <w:tcW w:type="dxa" w:w="4320"/>
-          </w:tcPr>
-          <w:p>
-            <w:pPr>
-              <w:spacing w:after="0"/>
-            </w:pPr>
-            <w:r>
-              <w:t>Notes/Comments</w:t>
-            </w:r>
-          </w:p>
-        </w:tc>
-        <w:tc>
-          <w:tcPr>
-            <w:tcW w:type="dxa" w:w="4320"/>
-          </w:tcPr>
-          <w:p>
-            <w:pPr>
-              <w:spacing w:after="0"/>
-            </w:pPr>
-            <w:r>
-              <w:t>Caja negra: no se inspecciona LandingPage.jsx; solo comportamiento observable.</w:t>
-            </w:r>
-          </w:p>
-        </w:tc>
-      </w:tr>
-    </w:tbl>
-    <w:p/>
-    <w:p>
-      <w:pPr>
-        <w:pStyle w:val="Heading1"/>
-      </w:pPr>
-      <w:r>
-        <w:t>Test case NB-2: Login — credenciales inválidas</w:t>
-      </w:r>
-    </w:p>
-    <w:tbl>
-      <w:tblPr>
-        <w:tblStyle w:val="TableGrid"/>
-        <w:tblW w:type="auto" w:w="0"/>
-        <w:tblLook w:firstColumn="1" w:firstRow="1" w:lastColumn="0" w:lastRow="0" w:noHBand="0" w:noVBand="1" w:val="04A0"/>
-      </w:tblPr>
-      <w:tblGrid>
-        <w:gridCol w:w="4320"/>
-        <w:gridCol w:w="4320"/>
-      </w:tblGrid>
-      <w:tr>
-        <w:tc>
-          <w:tcPr>
-            <w:tcW w:type="dxa" w:w="4320"/>
-          </w:tcPr>
-          <w:p>
-            <w:pPr>
-              <w:spacing w:after="0"/>
-            </w:pPr>
-            <w:r>
-              <w:rPr>
-                <w:b/>
-              </w:rPr>
-              <w:t>Campo</w:t>
-            </w:r>
-          </w:p>
-        </w:tc>
-        <w:tc>
-          <w:tcPr>
-            <w:tcW w:type="dxa" w:w="4320"/>
-          </w:tcPr>
-          <w:p>
-            <w:pPr>
-              <w:spacing w:after="0"/>
-            </w:pPr>
-            <w:r>
-              <w:rPr>
-                <w:b/>
-              </w:rPr>
-              <w:t>Contenido</w:t>
-            </w:r>
-          </w:p>
-        </w:tc>
-      </w:tr>
-      <w:tr>
-        <w:tc>
-          <w:tcPr>
-            <w:tcW w:type="dxa" w:w="4320"/>
-          </w:tcPr>
-          <w:p>
-            <w:pPr>
-              <w:spacing w:after="0"/>
-            </w:pPr>
-            <w:r>
-              <w:t>Test Case #</w:t>
-            </w:r>
-          </w:p>
-        </w:tc>
-        <w:tc>
-          <w:tcPr>
-            <w:tcW w:type="dxa" w:w="4320"/>
-          </w:tcPr>
-          <w:p>
-            <w:pPr>
-              <w:spacing w:after="0"/>
-            </w:pPr>
-            <w:r>
-              <w:t>NB-2</w:t>
-            </w:r>
-          </w:p>
-        </w:tc>
-      </w:tr>
-      <w:tr>
-        <w:tc>
-          <w:tcPr>
-            <w:tcW w:type="dxa" w:w="4320"/>
-          </w:tcPr>
-          <w:p>
-            <w:pPr>
-              <w:spacing w:after="0"/>
-            </w:pPr>
-            <w:r>
-              <w:t>Test Priority</w:t>
-            </w:r>
-          </w:p>
-        </w:tc>
-        <w:tc>
-          <w:tcPr>
-            <w:tcW w:type="dxa" w:w="4320"/>
-          </w:tcPr>
-          <w:p>
-            <w:pPr>
-              <w:spacing w:after="0"/>
-            </w:pPr>
-            <w:r>
-              <w:t>Alta</w:t>
-            </w:r>
-          </w:p>
-        </w:tc>
-      </w:tr>
-      <w:tr>
-        <w:tc>
-          <w:tcPr>
-            <w:tcW w:type="dxa" w:w="4320"/>
-          </w:tcPr>
-          <w:p>
-            <w:pPr>
-              <w:spacing w:after="0"/>
-            </w:pPr>
-            <w:r>
-              <w:t>Test Title/Name</w:t>
-            </w:r>
-          </w:p>
-        </w:tc>
-        <w:tc>
-          <w:tcPr>
-            <w:tcW w:type="dxa" w:w="4320"/>
-          </w:tcPr>
-          <w:p>
-            <w:pPr>
-              <w:spacing w:after="0"/>
-            </w:pPr>
-            <w:r>
-              <w:t>Login — rechazo con email o contraseña incorrectos</w:t>
-            </w:r>
-          </w:p>
-        </w:tc>
-      </w:tr>
-      <w:tr>
-        <w:tc>
-          <w:tcPr>
-            <w:tcW w:type="dxa" w:w="4320"/>
-          </w:tcPr>
-          <w:p>
-            <w:pPr>
-              <w:spacing w:after="0"/>
-            </w:pPr>
-            <w:r>
-              <w:t>Test Summary</w:t>
-            </w:r>
-          </w:p>
-        </w:tc>
-        <w:tc>
-          <w:tcPr>
-            <w:tcW w:type="dxa" w:w="4320"/>
-          </w:tcPr>
-          <w:p>
-            <w:pPr>
-              <w:spacing w:after="0"/>
-            </w:pPr>
-            <w:r>
-              <w:t>Verificar que el sistema no otorga acceso y muestra mensaje comprensible ante credenciales erróneas.</w:t>
-            </w:r>
-          </w:p>
-        </w:tc>
-      </w:tr>
-      <w:tr>
-        <w:tc>
-          <w:tcPr>
-            <w:tcW w:type="dxa" w:w="4320"/>
-          </w:tcPr>
-          <w:p>
-            <w:pPr>
-              <w:spacing w:after="0"/>
-            </w:pPr>
-            <w:r>
-              <w:t>Test Steps</w:t>
-            </w:r>
-          </w:p>
-        </w:tc>
-        <w:tc>
-          <w:tcPr>
-            <w:tcW w:type="dxa" w:w="4320"/>
-          </w:tcPr>
-          <w:p>
-            <w:pPr>
-              <w:spacing w:after="0"/>
-            </w:pPr>
-            <w:r>
-              <w:t>1) Ir a login. 2) Introducir email no registrado y contraseña cualquiera; enviar. 3) Introducir email válido de prueba y contraseña incorrecta; enviar.</w:t>
-            </w:r>
-          </w:p>
-        </w:tc>
-      </w:tr>
-      <w:tr>
-        <w:tc>
-          <w:tcPr>
-            <w:tcW w:type="dxa" w:w="4320"/>
-          </w:tcPr>
-          <w:p>
-            <w:pPr>
-              <w:spacing w:after="0"/>
-            </w:pPr>
-            <w:r>
-              <w:t>Test Data</w:t>
-            </w:r>
-          </w:p>
-        </w:tc>
-        <w:tc>
-          <w:tcPr>
-            <w:tcW w:type="dxa" w:w="4320"/>
-          </w:tcPr>
-          <w:p>
-            <w:pPr>
-              <w:spacing w:after="0"/>
-            </w:pPr>
-            <w:r>
-              <w:t>Email inexistente: noexiste@test.local. Email válido de tu BD de prueba + contraseña errónea: MalPass#123.</w:t>
-            </w:r>
-          </w:p>
-        </w:tc>
-      </w:tr>
-      <w:tr>
-        <w:tc>
-          <w:tcPr>
-            <w:tcW w:type="dxa" w:w="4320"/>
-          </w:tcPr>
-          <w:p>
-            <w:pPr>
-              <w:spacing w:after="0"/>
-            </w:pPr>
-            <w:r>
-              <w:t>Expected Result</w:t>
-            </w:r>
-          </w:p>
-        </w:tc>
-        <w:tc>
-          <w:tcPr>
-            <w:tcW w:type="dxa" w:w="4320"/>
-          </w:tcPr>
-          <w:p>
-            <w:pPr>
-              <w:spacing w:after="0"/>
-            </w:pPr>
-            <w:r>
-              <w:t>No acceso al dashboard; mensaje de error coherente (no stack trace); no filtrar si el email existe o no de forma agresiva en UI.</w:t>
-            </w:r>
-          </w:p>
-        </w:tc>
-      </w:tr>
-      <w:tr>
-        <w:tc>
-          <w:tcPr>
-            <w:tcW w:type="dxa" w:w="4320"/>
-          </w:tcPr>
-          <w:p>
-            <w:pPr>
-              <w:spacing w:after="0"/>
-            </w:pPr>
-            <w:r>
-              <w:t>Actual Result</w:t>
-            </w:r>
-          </w:p>
-        </w:tc>
-        <w:tc>
-          <w:tcPr>
-            <w:tcW w:type="dxa" w:w="4320"/>
-          </w:tcPr>
-          <w:p>
-            <w:pPr>
-              <w:spacing w:after="0"/>
-            </w:pPr>
-            <w:r>
-              <w:t>(rellenar)</w:t>
-            </w:r>
-          </w:p>
-        </w:tc>
-      </w:tr>
-      <w:tr>
-        <w:tc>
-          <w:tcPr>
-            <w:tcW w:type="dxa" w:w="4320"/>
-          </w:tcPr>
-          <w:p>
-            <w:pPr>
-              <w:spacing w:after="0"/>
-            </w:pPr>
-            <w:r>
-              <w:t>Pre-condition</w:t>
-            </w:r>
-          </w:p>
-        </w:tc>
-        <w:tc>
-          <w:tcPr>
-            <w:tcW w:type="dxa" w:w="4320"/>
-          </w:tcPr>
-          <w:p>
-            <w:pPr>
-              <w:spacing w:after="0"/>
-            </w:pPr>
-            <w:r>
-              <w:t>API disponible; usuario de prueba opcional para el paso 3.</w:t>
-            </w:r>
-          </w:p>
-        </w:tc>
-      </w:tr>
-      <w:tr>
-        <w:tc>
-          <w:tcPr>
-            <w:tcW w:type="dxa" w:w="4320"/>
-          </w:tcPr>
-          <w:p>
-            <w:pPr>
-              <w:spacing w:after="0"/>
-            </w:pPr>
-            <w:r>
-              <w:t>Post-condition</w:t>
-            </w:r>
-          </w:p>
-        </w:tc>
-        <w:tc>
-          <w:tcPr>
-            <w:tcW w:type="dxa" w:w="4320"/>
-          </w:tcPr>
-          <w:p>
-            <w:pPr>
-              <w:spacing w:after="0"/>
-            </w:pPr>
-            <w:r>
-              <w:t>Sin token válido en cliente.</w:t>
-            </w:r>
-          </w:p>
-        </w:tc>
-      </w:tr>
-      <w:tr>
-        <w:tc>
-          <w:tcPr>
-            <w:tcW w:type="dxa" w:w="4320"/>
-          </w:tcPr>
-          <w:p>
-            <w:pPr>
-              <w:spacing w:after="0"/>
-            </w:pPr>
-            <w:r>
-              <w:t>Status</w:t>
-            </w:r>
-          </w:p>
-        </w:tc>
-        <w:tc>
-          <w:tcPr>
-            <w:tcW w:type="dxa" w:w="4320"/>
-          </w:tcPr>
-          <w:p>
-            <w:pPr>
-              <w:spacing w:after="0"/>
-            </w:pPr>
-            <w:r>
-              <w:t>Pass</w:t>
-            </w:r>
-          </w:p>
-        </w:tc>
-      </w:tr>
-      <w:tr>
-        <w:tc>
-          <w:tcPr>
-            <w:tcW w:type="dxa" w:w="4320"/>
-          </w:tcPr>
-          <w:p>
-            <w:pPr>
-              <w:spacing w:after="0"/>
-            </w:pPr>
-            <w:r>
-              <w:t>Notes/Comments</w:t>
-            </w:r>
-          </w:p>
-        </w:tc>
-        <w:tc>
-          <w:tcPr>
-            <w:tcW w:type="dxa" w:w="4320"/>
-          </w:tcPr>
-          <w:p>
-            <w:pPr>
-              <w:spacing w:after="0"/>
-            </w:pPr>
-            <w:r>
-              <w:t>No mirar implementación de verify_password; solo resultado observable.</w:t>
-            </w:r>
-          </w:p>
-        </w:tc>
-      </w:tr>
-    </w:tbl>
-    <w:p/>
-    <w:p>
-      <w:pPr>
-        <w:pStyle w:val="Heading1"/>
-      </w:pPr>
-      <w:r>
-        <w:t>Test case NB-3: Dashboard — proveedor ve solo sus citas</w:t>
-      </w:r>
-    </w:p>
-    <w:tbl>
-      <w:tblPr>
-        <w:tblStyle w:val="TableGrid"/>
-        <w:tblW w:type="auto" w:w="0"/>
-        <w:tblLook w:firstColumn="1" w:firstRow="1" w:lastColumn="0" w:lastRow="0" w:noHBand="0" w:noVBand="1" w:val="04A0"/>
-      </w:tblPr>
-      <w:tblGrid>
-        <w:gridCol w:w="4320"/>
-        <w:gridCol w:w="4320"/>
-      </w:tblGrid>
-      <w:tr>
-        <w:tc>
-          <w:tcPr>
-            <w:tcW w:type="dxa" w:w="4320"/>
-          </w:tcPr>
-          <w:p>
-            <w:pPr>
-              <w:spacing w:after="0"/>
-            </w:pPr>
-            <w:r>
-              <w:rPr>
-                <w:b/>
-              </w:rPr>
-              <w:t>Campo</w:t>
-            </w:r>
-          </w:p>
-        </w:tc>
-        <w:tc>
-          <w:tcPr>
-            <w:tcW w:type="dxa" w:w="4320"/>
-          </w:tcPr>
-          <w:p>
-            <w:pPr>
-              <w:spacing w:after="0"/>
-            </w:pPr>
-            <w:r>
-              <w:rPr>
-                <w:b/>
-              </w:rPr>
-              <w:t>Contenido</w:t>
-            </w:r>
-          </w:p>
-        </w:tc>
-      </w:tr>
-      <w:tr>
-        <w:tc>
-          <w:tcPr>
-            <w:tcW w:type="dxa" w:w="4320"/>
-          </w:tcPr>
-          <w:p>
-            <w:pPr>
-              <w:spacing w:after="0"/>
-            </w:pPr>
-            <w:r>
-              <w:t>Test Case #</w:t>
-            </w:r>
-          </w:p>
-        </w:tc>
-        <w:tc>
-          <w:tcPr>
-            <w:tcW w:type="dxa" w:w="4320"/>
-          </w:tcPr>
-          <w:p>
-            <w:pPr>
-              <w:spacing w:after="0"/>
-            </w:pPr>
-            <w:r>
-              <w:t>NB-3</w:t>
-            </w:r>
-          </w:p>
-        </w:tc>
-      </w:tr>
-      <w:tr>
-        <w:tc>
-          <w:tcPr>
-            <w:tcW w:type="dxa" w:w="4320"/>
-          </w:tcPr>
-          <w:p>
-            <w:pPr>
-              <w:spacing w:after="0"/>
-            </w:pPr>
-            <w:r>
-              <w:t>Test Priority</w:t>
-            </w:r>
-          </w:p>
-        </w:tc>
-        <w:tc>
-          <w:tcPr>
-            <w:tcW w:type="dxa" w:w="4320"/>
-          </w:tcPr>
-          <w:p>
-            <w:pPr>
-              <w:spacing w:after="0"/>
-            </w:pPr>
-            <w:r>
-              <w:t>Alta</w:t>
-            </w:r>
-          </w:p>
-        </w:tc>
-      </w:tr>
-      <w:tr>
-        <w:tc>
-          <w:tcPr>
-            <w:tcW w:type="dxa" w:w="4320"/>
-          </w:tcPr>
-          <w:p>
-            <w:pPr>
-              <w:spacing w:after="0"/>
-            </w:pPr>
-            <w:r>
-              <w:t>Test Title/Name</w:t>
-            </w:r>
-          </w:p>
-        </w:tc>
-        <w:tc>
-          <w:tcPr>
-            <w:tcW w:type="dxa" w:w="4320"/>
-          </w:tcPr>
-          <w:p>
-            <w:pPr>
-              <w:spacing w:after="0"/>
-            </w:pPr>
-            <w:r>
-              <w:t>Listado de citas — aislamiento por proveedor</w:t>
-            </w:r>
-          </w:p>
-        </w:tc>
-      </w:tr>
-      <w:tr>
-        <w:tc>
-          <w:tcPr>
-            <w:tcW w:type="dxa" w:w="4320"/>
-          </w:tcPr>
-          <w:p>
-            <w:pPr>
-              <w:spacing w:after="0"/>
-            </w:pPr>
-            <w:r>
-              <w:t>Test Summary</w:t>
-            </w:r>
-          </w:p>
-        </w:tc>
-        <w:tc>
-          <w:tcPr>
-            <w:tcW w:type="dxa" w:w="4320"/>
-          </w:tcPr>
-          <w:p>
-            <w:pPr>
-              <w:spacing w:after="0"/>
-            </w:pPr>
-            <w:r>
-              <w:t>Con sesión de Proveedor, el listado no debe mostrar citas de otros NITs (validación funcional desde la UI).</w:t>
-            </w:r>
-          </w:p>
-        </w:tc>
-      </w:tr>
-      <w:tr>
-        <w:tc>
-          <w:tcPr>
-            <w:tcW w:type="dxa" w:w="4320"/>
-          </w:tcPr>
-          <w:p>
-            <w:pPr>
-              <w:spacing w:after="0"/>
-            </w:pPr>
-            <w:r>
-              <w:t>Test Steps</w:t>
-            </w:r>
-          </w:p>
-        </w:tc>
-        <w:tc>
-          <w:tcPr>
-            <w:tcW w:type="dxa" w:w="4320"/>
-          </w:tcPr>
-          <w:p>
-            <w:pPr>
-              <w:spacing w:after="0"/>
-            </w:pPr>
-            <w:r>
-              <w:t>1) Login como proveedor A. 2) Abrir listado/calendario de citas. 3) Anotar cantidad y NIT/nombre mostrados. 4) Cerrar sesión y repetir con proveedor B si existe en datos de prueba.</w:t>
-            </w:r>
-          </w:p>
-        </w:tc>
-      </w:tr>
-      <w:tr>
-        <w:tc>
-          <w:tcPr>
-            <w:tcW w:type="dxa" w:w="4320"/>
-          </w:tcPr>
-          <w:p>
-            <w:pPr>
-              <w:spacing w:after="0"/>
-            </w:pPr>
-            <w:r>
-              <w:t>Test Data</w:t>
-            </w:r>
-          </w:p>
-        </w:tc>
-        <w:tc>
-          <w:tcPr>
-            <w:tcW w:type="dxa" w:w="4320"/>
-          </w:tcPr>
-          <w:p>
-            <w:pPr>
-              <w:spacing w:after="0"/>
-            </w:pPr>
-            <w:r>
-              <w:t>Cuentas proveedor A y B de tu entorno de prueba (emails/NIT según seed o datos creados manualmente).</w:t>
-            </w:r>
-          </w:p>
-        </w:tc>
-      </w:tr>
-      <w:tr>
-        <w:tc>
-          <w:tcPr>
-            <w:tcW w:type="dxa" w:w="4320"/>
-          </w:tcPr>
-          <w:p>
-            <w:pPr>
-              <w:spacing w:after="0"/>
-            </w:pPr>
-            <w:r>
-              <w:t>Expected Result</w:t>
-            </w:r>
-          </w:p>
-        </w:tc>
-        <w:tc>
-          <w:tcPr>
-            <w:tcW w:type="dxa" w:w="4320"/>
-          </w:tcPr>
-          <w:p>
-            <w:pPr>
-              <w:spacing w:after="0"/>
-            </w:pPr>
-            <w:r>
-              <w:t>Cada proveedor solo ve información asociada a su empresa; no aparecen citas “cruzadas”.</w:t>
-            </w:r>
-          </w:p>
-        </w:tc>
-      </w:tr>
-      <w:tr>
-        <w:tc>
-          <w:tcPr>
-            <w:tcW w:type="dxa" w:w="4320"/>
-          </w:tcPr>
-          <w:p>
-            <w:pPr>
-              <w:spacing w:after="0"/>
-            </w:pPr>
-            <w:r>
-              <w:t>Actual Result</w:t>
-            </w:r>
-          </w:p>
-        </w:tc>
-        <w:tc>
-          <w:tcPr>
-            <w:tcW w:type="dxa" w:w="4320"/>
-          </w:tcPr>
-          <w:p>
-            <w:pPr>
-              <w:spacing w:after="0"/>
-            </w:pPr>
-            <w:r>
-              <w:t>(rellenar)</w:t>
-            </w:r>
-          </w:p>
-        </w:tc>
-      </w:tr>
-      <w:tr>
-        <w:tc>
-          <w:tcPr>
-            <w:tcW w:type="dxa" w:w="4320"/>
-          </w:tcPr>
-          <w:p>
-            <w:pPr>
-              <w:spacing w:after="0"/>
-            </w:pPr>
-            <w:r>
-              <w:t>Pre-condition</w:t>
-            </w:r>
-          </w:p>
-        </w:tc>
-        <w:tc>
-          <w:tcPr>
-            <w:tcW w:type="dxa" w:w="4320"/>
-          </w:tcPr>
-          <w:p>
-            <w:pPr>
-              <w:spacing w:after="0"/>
-            </w:pPr>
-            <w:r>
-              <w:t>Citas de prueba creadas para al menos dos proveedores (o documentar “N/A” si solo hay uno).</w:t>
-            </w:r>
-          </w:p>
-        </w:tc>
-      </w:tr>
-      <w:tr>
-        <w:tc>
-          <w:tcPr>
-            <w:tcW w:type="dxa" w:w="4320"/>
-          </w:tcPr>
-          <w:p>
-            <w:pPr>
-              <w:spacing w:after="0"/>
-            </w:pPr>
-            <w:r>
-              <w:t>Post-condition</w:t>
-            </w:r>
-          </w:p>
-        </w:tc>
-        <w:tc>
-          <w:tcPr>
-            <w:tcW w:type="dxa" w:w="4320"/>
-          </w:tcPr>
-          <w:p>
-            <w:pPr>
-              <w:spacing w:after="0"/>
-            </w:pPr>
-            <w:r>
-              <w:t>Sesión del último usuario probado.</w:t>
-            </w:r>
-          </w:p>
-        </w:tc>
-      </w:tr>
-      <w:tr>
-        <w:tc>
-          <w:tcPr>
-            <w:tcW w:type="dxa" w:w="4320"/>
-          </w:tcPr>
-          <w:p>
-            <w:pPr>
-              <w:spacing w:after="0"/>
-            </w:pPr>
-            <w:r>
-              <w:t>Status</w:t>
-            </w:r>
-          </w:p>
-        </w:tc>
-        <w:tc>
-          <w:tcPr>
-            <w:tcW w:type="dxa" w:w="4320"/>
-          </w:tcPr>
-          <w:p>
-            <w:pPr>
-              <w:spacing w:after="0"/>
-            </w:pPr>
-            <w:r>
-              <w:t>Pass</w:t>
-            </w:r>
-          </w:p>
-        </w:tc>
-      </w:tr>
-      <w:tr>
-        <w:tc>
-          <w:tcPr>
-            <w:tcW w:type="dxa" w:w="4320"/>
-          </w:tcPr>
-          <w:p>
-            <w:pPr>
-              <w:spacing w:after="0"/>
-            </w:pPr>
-            <w:r>
-              <w:t>Notes/Comments</w:t>
-            </w:r>
-          </w:p>
-        </w:tc>
-        <w:tc>
-          <w:tcPr>
-            <w:tcW w:type="dxa" w:w="4320"/>
-          </w:tcPr>
-          <w:p>
-            <w:pPr>
-              <w:spacing w:after="0"/>
-            </w:pPr>
-            <w:r>
-              <w:t>Caja negra: no se revisa la cláusula SQL en el backend.</w:t>
-            </w:r>
-          </w:p>
-        </w:tc>
-      </w:tr>
-    </w:tbl>
-    <w:p/>
-    <w:p>
-      <w:pPr>
-        <w:pStyle w:val="Heading1"/>
-      </w:pPr>
-      <w:r>
-        <w:t>Test case NB-4: Registro proveedor — validación de formulario</w:t>
-      </w:r>
-    </w:p>
-    <w:tbl>
-      <w:tblPr>
-        <w:tblStyle w:val="TableGrid"/>
-        <w:tblW w:type="auto" w:w="0"/>
-        <w:tblLook w:firstColumn="1" w:firstRow="1" w:lastColumn="0" w:lastRow="0" w:noHBand="0" w:noVBand="1" w:val="04A0"/>
-      </w:tblPr>
-      <w:tblGrid>
-        <w:gridCol w:w="4320"/>
-        <w:gridCol w:w="4320"/>
-      </w:tblGrid>
-      <w:tr>
-        <w:tc>
-          <w:tcPr>
-            <w:tcW w:type="dxa" w:w="4320"/>
-          </w:tcPr>
-          <w:p>
-            <w:pPr>
-              <w:spacing w:after="0"/>
-            </w:pPr>
-            <w:r>
-              <w:rPr>
-                <w:b/>
-              </w:rPr>
-              <w:t>Campo</w:t>
-            </w:r>
-          </w:p>
-        </w:tc>
-        <w:tc>
-          <w:tcPr>
-            <w:tcW w:type="dxa" w:w="4320"/>
-          </w:tcPr>
-          <w:p>
-            <w:pPr>
-              <w:spacing w:after="0"/>
-            </w:pPr>
-            <w:r>
-              <w:rPr>
-                <w:b/>
-              </w:rPr>
-              <w:t>Contenido</w:t>
-            </w:r>
-          </w:p>
-        </w:tc>
-      </w:tr>
-      <w:tr>
-        <w:tc>
-          <w:tcPr>
-            <w:tcW w:type="dxa" w:w="4320"/>
-          </w:tcPr>
-          <w:p>
-            <w:pPr>
-              <w:spacing w:after="0"/>
-            </w:pPr>
-            <w:r>
-              <w:t>Test Case #</w:t>
-            </w:r>
-          </w:p>
-        </w:tc>
-        <w:tc>
-          <w:tcPr>
-            <w:tcW w:type="dxa" w:w="4320"/>
-          </w:tcPr>
-          <w:p>
-            <w:pPr>
-              <w:spacing w:after="0"/>
-            </w:pPr>
-            <w:r>
-              <w:t>NB-4</w:t>
-            </w:r>
-          </w:p>
-        </w:tc>
-      </w:tr>
-      <w:tr>
-        <w:tc>
-          <w:tcPr>
-            <w:tcW w:type="dxa" w:w="4320"/>
-          </w:tcPr>
-          <w:p>
-            <w:pPr>
-              <w:spacing w:after="0"/>
-            </w:pPr>
-            <w:r>
-              <w:t>Test Priority</w:t>
-            </w:r>
-          </w:p>
-        </w:tc>
-        <w:tc>
-          <w:tcPr>
-            <w:tcW w:type="dxa" w:w="4320"/>
-          </w:tcPr>
-          <w:p>
-            <w:pPr>
-              <w:spacing w:after="0"/>
-            </w:pPr>
-            <w:r>
-              <w:t>Media</w:t>
-            </w:r>
-          </w:p>
-        </w:tc>
-      </w:tr>
-      <w:tr>
-        <w:tc>
-          <w:tcPr>
-            <w:tcW w:type="dxa" w:w="4320"/>
-          </w:tcPr>
-          <w:p>
-            <w:pPr>
-              <w:spacing w:after="0"/>
-            </w:pPr>
-            <w:r>
-              <w:t>Test Title/Name</w:t>
-            </w:r>
-          </w:p>
-        </w:tc>
-        <w:tc>
-          <w:tcPr>
-            <w:tcW w:type="dxa" w:w="4320"/>
-          </w:tcPr>
-          <w:p>
-            <w:pPr>
-              <w:spacing w:after="0"/>
-            </w:pPr>
-            <w:r>
-              <w:t>Registro — NIT y dígito de verificación</w:t>
-            </w:r>
-          </w:p>
-        </w:tc>
-      </w:tr>
-      <w:tr>
-        <w:tc>
-          <w:tcPr>
-            <w:tcW w:type="dxa" w:w="4320"/>
-          </w:tcPr>
-          <w:p>
-            <w:pPr>
-              <w:spacing w:after="0"/>
-            </w:pPr>
-            <w:r>
-              <w:t>Test Summary</w:t>
-            </w:r>
-          </w:p>
-        </w:tc>
-        <w:tc>
-          <w:tcPr>
-            <w:tcW w:type="dxa" w:w="4320"/>
-          </w:tcPr>
-          <w:p>
-            <w:pPr>
-              <w:spacing w:after="0"/>
-            </w:pPr>
-            <w:r>
-              <w:t>Intentar registrar con NIT incompleto o dígito inválido y comprobar mensajes en pantalla.</w:t>
-            </w:r>
-          </w:p>
-        </w:tc>
-      </w:tr>
-      <w:tr>
-        <w:tc>
-          <w:tcPr>
-            <w:tcW w:type="dxa" w:w="4320"/>
-          </w:tcPr>
-          <w:p>
-            <w:pPr>
-              <w:spacing w:after="0"/>
-            </w:pPr>
-            <w:r>
-              <w:t>Test Steps</w:t>
-            </w:r>
-          </w:p>
-        </w:tc>
-        <w:tc>
-          <w:tcPr>
-            <w:tcW w:type="dxa" w:w="4320"/>
-          </w:tcPr>
-          <w:p>
-            <w:pPr>
-              <w:spacing w:after="0"/>
-            </w:pPr>
-            <w:r>
-              <w:t>1) Ir a Registrarme. 2) NIT con 9 dígitos; enviar o avanzar. 3) NIT con 10 dígitos pero dígito de verificación con 2 dígitos. 4) Corregir según mensajes hasta formato aceptado (sin completar registro real si no deseas datos nuevos).</w:t>
-            </w:r>
-          </w:p>
-        </w:tc>
-      </w:tr>
-      <w:tr>
-        <w:tc>
-          <w:tcPr>
-            <w:tcW w:type="dxa" w:w="4320"/>
-          </w:tcPr>
-          <w:p>
-            <w:pPr>
-              <w:spacing w:after="0"/>
-            </w:pPr>
-            <w:r>
-              <w:t>Test Data</w:t>
-            </w:r>
-          </w:p>
-        </w:tc>
-        <w:tc>
-          <w:tcPr>
-            <w:tcW w:type="dxa" w:w="4320"/>
-          </w:tcPr>
-          <w:p>
-            <w:pPr>
-              <w:spacing w:after="0"/>
-            </w:pPr>
-            <w:r>
-              <w:t>NIT corto: 90012345. DV inválido: 12. NIT válido de prueba no duplicado en BD: (definir según tu rango libre).</w:t>
-            </w:r>
-          </w:p>
-        </w:tc>
-      </w:tr>
-      <w:tr>
-        <w:tc>
-          <w:tcPr>
-            <w:tcW w:type="dxa" w:w="4320"/>
-          </w:tcPr>
-          <w:p>
-            <w:pPr>
-              <w:spacing w:after="0"/>
-            </w:pPr>
-            <w:r>
-              <w:t>Expected Result</w:t>
-            </w:r>
-          </w:p>
-        </w:tc>
-        <w:tc>
-          <w:tcPr>
-            <w:tcW w:type="dxa" w:w="4320"/>
-          </w:tcPr>
-          <w:p>
-            <w:pPr>
-              <w:spacing w:after="0"/>
-            </w:pPr>
-            <w:r>
-              <w:t>La interfaz impide o advierte formatos inválidos antes de crear cuenta; no “cuelgue” sin mensaje.</w:t>
-            </w:r>
-          </w:p>
-        </w:tc>
-      </w:tr>
-      <w:tr>
-        <w:tc>
-          <w:tcPr>
-            <w:tcW w:type="dxa" w:w="4320"/>
-          </w:tcPr>
-          <w:p>
-            <w:pPr>
-              <w:spacing w:after="0"/>
-            </w:pPr>
-            <w:r>
-              <w:t>Actual Result</w:t>
-            </w:r>
-          </w:p>
-        </w:tc>
-        <w:tc>
-          <w:tcPr>
-            <w:tcW w:type="dxa" w:w="4320"/>
-          </w:tcPr>
-          <w:p>
-            <w:pPr>
-              <w:spacing w:after="0"/>
-            </w:pPr>
-            <w:r>
-              <w:t>(rellenar)</w:t>
-            </w:r>
-          </w:p>
-        </w:tc>
-      </w:tr>
-      <w:tr>
-        <w:tc>
-          <w:tcPr>
-            <w:tcW w:type="dxa" w:w="4320"/>
-          </w:tcPr>
-          <w:p>
-            <w:pPr>
-              <w:spacing w:after="0"/>
-            </w:pPr>
-            <w:r>
-              <w:t>Pre-condition</w:t>
-            </w:r>
-          </w:p>
-        </w:tc>
-        <w:tc>
-          <w:tcPr>
-            <w:tcW w:type="dxa" w:w="4320"/>
-          </w:tcPr>
-          <w:p>
-            <w:pPr>
-              <w:spacing w:after="0"/>
-            </w:pPr>
-            <w:r>
-              <w:t>Modo registro proveedor disponible.</w:t>
-            </w:r>
-          </w:p>
-        </w:tc>
-      </w:tr>
-      <w:tr>
-        <w:tc>
-          <w:tcPr>
-            <w:tcW w:type="dxa" w:w="4320"/>
-          </w:tcPr>
-          <w:p>
-            <w:pPr>
-              <w:spacing w:after="0"/>
-            </w:pPr>
-            <w:r>
-              <w:t>Post-condition</w:t>
-            </w:r>
-          </w:p>
-        </w:tc>
-        <w:tc>
-          <w:tcPr>
-            <w:tcW w:type="dxa" w:w="4320"/>
-          </w:tcPr>
-          <w:p>
-            <w:pPr>
-              <w:spacing w:after="0"/>
-            </w:pPr>
-            <w:r>
-              <w:t>Opcional: eliminar usuario de prueba si se creó.</w:t>
-            </w:r>
-          </w:p>
-        </w:tc>
-      </w:tr>
-      <w:tr>
-        <w:tc>
-          <w:tcPr>
-            <w:tcW w:type="dxa" w:w="4320"/>
-          </w:tcPr>
-          <w:p>
-            <w:pPr>
-              <w:spacing w:after="0"/>
-            </w:pPr>
-            <w:r>
-              <w:t>Status</w:t>
-            </w:r>
-          </w:p>
-        </w:tc>
-        <w:tc>
-          <w:tcPr>
-            <w:tcW w:type="dxa" w:w="4320"/>
-          </w:tcPr>
-          <w:p>
-            <w:pPr>
-              <w:spacing w:after="0"/>
-            </w:pPr>
-            <w:r>
-              <w:t>Pass</w:t>
-            </w:r>
-          </w:p>
-        </w:tc>
-      </w:tr>
-      <w:tr>
-        <w:tc>
-          <w:tcPr>
-            <w:tcW w:type="dxa" w:w="4320"/>
-          </w:tcPr>
-          <w:p>
-            <w:pPr>
-              <w:spacing w:after="0"/>
-            </w:pPr>
-            <w:r>
-              <w:t>Notes/Comments</w:t>
-            </w:r>
-          </w:p>
-        </w:tc>
-        <w:tc>
-          <w:tcPr>
-            <w:tcW w:type="dxa" w:w="4320"/>
-          </w:tcPr>
-          <w:p>
-            <w:pPr>
-              <w:spacing w:after="0"/>
-            </w:pPr>
-            <w:r/>
-          </w:p>
-        </w:tc>
-      </w:tr>
-    </w:tbl>
-    <w:p/>
-    <w:p>
-      <w:pPr>
-        <w:pStyle w:val="Title"/>
-      </w:pPr>
-      <w:r>
-        <w:t>CAJA GRIS</w:t>
-      </w:r>
-    </w:p>
-    <w:p>
-      <w:pPr>
-        <w:spacing w:after="120"/>
-      </w:pPr>
-      <w:r>
-        <w:rPr>
-          <w:i/>
-        </w:rPr>
-        <w:t>Conoces contrato de API (rutas, JSON, roles) y/o configuración de entorno, pero no diseñas casos a partir de cada if del código.</w:t>
-      </w:r>
-    </w:p>
-    <w:p>
-      <w:pPr>
-        <w:pStyle w:val="Heading1"/>
-      </w:pPr>
-      <w:r>
-        <w:t>Test case CG-1: Contrato `POST /auth/login`</w:t>
-      </w:r>
-    </w:p>
-    <w:tbl>
-      <w:tblPr>
-        <w:tblStyle w:val="TableGrid"/>
-        <w:tblW w:type="auto" w:w="0"/>
-        <w:tblLook w:firstColumn="1" w:firstRow="1" w:lastColumn="0" w:lastRow="0" w:noHBand="0" w:noVBand="1" w:val="04A0"/>
-      </w:tblPr>
-      <w:tblGrid>
-        <w:gridCol w:w="4320"/>
-        <w:gridCol w:w="4320"/>
-      </w:tblGrid>
-      <w:tr>
-        <w:tc>
-          <w:tcPr>
-            <w:tcW w:type="dxa" w:w="4320"/>
-          </w:tcPr>
-          <w:p>
-            <w:pPr>
-              <w:spacing w:after="0"/>
-            </w:pPr>
-            <w:r>
-              <w:rPr>
-                <w:b/>
-              </w:rPr>
-              <w:t>Campo</w:t>
-            </w:r>
-          </w:p>
-        </w:tc>
-        <w:tc>
-          <w:tcPr>
-            <w:tcW w:type="dxa" w:w="4320"/>
-          </w:tcPr>
-          <w:p>
-            <w:pPr>
-              <w:spacing w:after="0"/>
-            </w:pPr>
-            <w:r>
-              <w:rPr>
-                <w:b/>
-              </w:rPr>
-              <w:t>Contenido</w:t>
-            </w:r>
-          </w:p>
-        </w:tc>
-      </w:tr>
-      <w:tr>
-        <w:tc>
-          <w:tcPr>
-            <w:tcW w:type="dxa" w:w="4320"/>
-          </w:tcPr>
-          <w:p>
-            <w:pPr>
-              <w:spacing w:after="0"/>
-            </w:pPr>
-            <w:r>
-              <w:t>Test Case #</w:t>
-            </w:r>
-          </w:p>
-        </w:tc>
-        <w:tc>
-          <w:tcPr>
-            <w:tcW w:type="dxa" w:w="4320"/>
-          </w:tcPr>
-          <w:p>
-            <w:pPr>
-              <w:spacing w:after="0"/>
-            </w:pPr>
-            <w:r>
-              <w:t>CG-1</w:t>
-            </w:r>
-          </w:p>
-        </w:tc>
-      </w:tr>
-      <w:tr>
-        <w:tc>
-          <w:tcPr>
-            <w:tcW w:type="dxa" w:w="4320"/>
-          </w:tcPr>
-          <w:p>
-            <w:pPr>
-              <w:spacing w:after="0"/>
-            </w:pPr>
-            <w:r>
-              <w:t>Test Priority</w:t>
-            </w:r>
-          </w:p>
-        </w:tc>
-        <w:tc>
-          <w:tcPr>
-            <w:tcW w:type="dxa" w:w="4320"/>
-          </w:tcPr>
-          <w:p>
-            <w:pPr>
-              <w:spacing w:after="0"/>
-            </w:pPr>
-            <w:r>
-              <w:t>Alta</w:t>
-            </w:r>
-          </w:p>
-        </w:tc>
-      </w:tr>
-      <w:tr>
-        <w:tc>
-          <w:tcPr>
-            <w:tcW w:type="dxa" w:w="4320"/>
-          </w:tcPr>
-          <w:p>
-            <w:pPr>
-              <w:spacing w:after="0"/>
-            </w:pPr>
-            <w:r>
-              <w:t>Test Title/Name</w:t>
-            </w:r>
-          </w:p>
-        </w:tc>
-        <w:tc>
-          <w:tcPr>
-            <w:tcW w:type="dxa" w:w="4320"/>
-          </w:tcPr>
-          <w:p>
-            <w:pPr>
-              <w:spacing w:after="0"/>
-            </w:pPr>
-            <w:r>
-              <w:t>Login API — estructura success / data.access_token</w:t>
-            </w:r>
-          </w:p>
-        </w:tc>
-      </w:tr>
-      <w:tr>
-        <w:tc>
-          <w:tcPr>
-            <w:tcW w:type="dxa" w:w="4320"/>
-          </w:tcPr>
-          <w:p>
-            <w:pPr>
-              <w:spacing w:after="0"/>
-            </w:pPr>
-            <w:r>
-              <w:t>Test Summary</w:t>
-            </w:r>
-          </w:p>
-        </w:tc>
-        <w:tc>
-          <w:tcPr>
-            <w:tcW w:type="dxa" w:w="4320"/>
-          </w:tcPr>
-          <w:p>
-            <w:pPr>
-              <w:spacing w:after="0"/>
-            </w:pPr>
-            <w:r>
-              <w:t>Llamar al login con JSON válido y comprobar cuerpo estándar del proyecto.</w:t>
-            </w:r>
-          </w:p>
-        </w:tc>
-      </w:tr>
-      <w:tr>
-        <w:tc>
-          <w:tcPr>
-            <w:tcW w:type="dxa" w:w="4320"/>
-          </w:tcPr>
-          <w:p>
-            <w:pPr>
-              <w:spacing w:after="0"/>
-            </w:pPr>
-            <w:r>
-              <w:t>Test Steps</w:t>
-            </w:r>
-          </w:p>
-        </w:tc>
-        <w:tc>
-          <w:tcPr>
-            <w:tcW w:type="dxa" w:w="4320"/>
-          </w:tcPr>
-          <w:p>
-            <w:pPr>
-              <w:spacing w:after="0"/>
-            </w:pPr>
-            <w:r>
-              <w:t>1) POST {BASE}/api/v1/auth/login con Content-Type: application/json. 2) Cuerpo {"email":"...","password":"..."}. 3) Parsear JSON y validar presencia de success, data.access_token, message.</w:t>
-            </w:r>
-          </w:p>
-        </w:tc>
-      </w:tr>
-      <w:tr>
-        <w:tc>
-          <w:tcPr>
-            <w:tcW w:type="dxa" w:w="4320"/>
-          </w:tcPr>
-          <w:p>
-            <w:pPr>
-              <w:spacing w:after="0"/>
-            </w:pPr>
-            <w:r>
-              <w:t>Test Data</w:t>
-            </w:r>
-          </w:p>
-        </w:tc>
-        <w:tc>
-          <w:tcPr>
-            <w:tcW w:type="dxa" w:w="4320"/>
-          </w:tcPr>
-          <w:p>
-            <w:pPr>
-              <w:spacing w:after="0"/>
-            </w:pPr>
-            <w:r>
-              <w:t>BASE: http://127.0.0.1:8000. Credenciales válidas de prueba.</w:t>
-            </w:r>
-          </w:p>
-        </w:tc>
-      </w:tr>
-      <w:tr>
-        <w:tc>
-          <w:tcPr>
-            <w:tcW w:type="dxa" w:w="4320"/>
-          </w:tcPr>
-          <w:p>
-            <w:pPr>
-              <w:spacing w:after="0"/>
-            </w:pPr>
-            <w:r>
-              <w:t>Expected Result</w:t>
-            </w:r>
-          </w:p>
-        </w:tc>
-        <w:tc>
-          <w:tcPr>
-            <w:tcW w:type="dxa" w:w="4320"/>
-          </w:tcPr>
-          <w:p>
-            <w:pPr>
-              <w:spacing w:after="0"/>
-            </w:pPr>
-            <w:r>
-              <w:t>HTTP 200; success === true; data.access_token string no vacío; message descriptivo.</w:t>
-            </w:r>
-          </w:p>
-        </w:tc>
-      </w:tr>
-      <w:tr>
-        <w:tc>
-          <w:tcPr>
-            <w:tcW w:type="dxa" w:w="4320"/>
-          </w:tcPr>
-          <w:p>
-            <w:pPr>
-              <w:spacing w:after="0"/>
-            </w:pPr>
-            <w:r>
-              <w:t>Actual Result</w:t>
-            </w:r>
-          </w:p>
-        </w:tc>
-        <w:tc>
-          <w:tcPr>
-            <w:tcW w:type="dxa" w:w="4320"/>
-          </w:tcPr>
-          <w:p>
-            <w:pPr>
-              <w:spacing w:after="0"/>
-            </w:pPr>
-            <w:r>
-              <w:t>(rellenar)</w:t>
-            </w:r>
-          </w:p>
-        </w:tc>
-      </w:tr>
-      <w:tr>
-        <w:tc>
-          <w:tcPr>
-            <w:tcW w:type="dxa" w:w="4320"/>
-          </w:tcPr>
-          <w:p>
-            <w:pPr>
-              <w:spacing w:after="0"/>
-            </w:pPr>
-            <w:r>
-              <w:t>Pre-condition</w:t>
-            </w:r>
-          </w:p>
-        </w:tc>
-        <w:tc>
-          <w:tcPr>
-            <w:tcW w:type="dxa" w:w="4320"/>
-          </w:tcPr>
-          <w:p>
-            <w:pPr>
-              <w:spacing w:after="0"/>
-            </w:pPr>
-            <w:r>
-              <w:t>Misma versión de prefijo que el front (/api/v1 por defecto en cliente).</w:t>
-            </w:r>
-          </w:p>
-        </w:tc>
-      </w:tr>
-      <w:tr>
-        <w:tc>
-          <w:tcPr>
-            <w:tcW w:type="dxa" w:w="4320"/>
-          </w:tcPr>
-          <w:p>
-            <w:pPr>
-              <w:spacing w:after="0"/>
-            </w:pPr>
-            <w:r>
-              <w:t>Post-condition</w:t>
-            </w:r>
-          </w:p>
-        </w:tc>
-        <w:tc>
-          <w:tcPr>
-            <w:tcW w:type="dxa" w:w="4320"/>
-          </w:tcPr>
-          <w:p>
-            <w:pPr>
-              <w:spacing w:after="0"/>
-            </w:pPr>
-            <w:r>
-              <w:t>(n/a o revocar refresh si pruebas de seguridad)</w:t>
-            </w:r>
-          </w:p>
-        </w:tc>
-      </w:tr>
-      <w:tr>
-        <w:tc>
-          <w:tcPr>
-            <w:tcW w:type="dxa" w:w="4320"/>
-          </w:tcPr>
-          <w:p>
-            <w:pPr>
-              <w:spacing w:after="0"/>
-            </w:pPr>
-            <w:r>
-              <w:t>Status</w:t>
-            </w:r>
-          </w:p>
-        </w:tc>
-        <w:tc>
-          <w:tcPr>
-            <w:tcW w:type="dxa" w:w="4320"/>
-          </w:tcPr>
-          <w:p>
-            <w:pPr>
-              <w:spacing w:after="0"/>
-            </w:pPr>
-            <w:r>
-              <w:t>Pass</w:t>
-            </w:r>
-          </w:p>
-        </w:tc>
-      </w:tr>
-      <w:tr>
-        <w:tc>
-          <w:tcPr>
-            <w:tcW w:type="dxa" w:w="4320"/>
-          </w:tcPr>
-          <w:p>
-            <w:pPr>
-              <w:spacing w:after="0"/>
-            </w:pPr>
-            <w:r>
-              <w:t>Notes/Comments</w:t>
-            </w:r>
-          </w:p>
-        </w:tc>
-        <w:tc>
-          <w:tcPr>
-            <w:tcW w:type="dxa" w:w="4320"/>
-          </w:tcPr>
-          <w:p>
-            <w:pPr>
-              <w:spacing w:after="0"/>
-            </w:pPr>
-            <w:r>
-              <w:t>No hace falta abrir auth.py; basta OpenAPI /docs o README.</w:t>
-            </w:r>
-          </w:p>
-        </w:tc>
-      </w:tr>
-    </w:tbl>
-    <w:p/>
-    <w:p>
-      <w:pPr>
-        <w:pStyle w:val="Heading1"/>
-      </w:pPr>
-      <w:r>
-        <w:t>Test case CG-2: `GET /appointments` sin token</w:t>
-      </w:r>
-    </w:p>
-    <w:tbl>
-      <w:tblPr>
-        <w:tblStyle w:val="TableGrid"/>
-        <w:tblW w:type="auto" w:w="0"/>
-        <w:tblLook w:firstColumn="1" w:firstRow="1" w:lastColumn="0" w:lastRow="0" w:noHBand="0" w:noVBand="1" w:val="04A0"/>
-      </w:tblPr>
-      <w:tblGrid>
-        <w:gridCol w:w="4320"/>
-        <w:gridCol w:w="4320"/>
-      </w:tblGrid>
-      <w:tr>
-        <w:tc>
-          <w:tcPr>
-            <w:tcW w:type="dxa" w:w="4320"/>
-          </w:tcPr>
-          <w:p>
-            <w:pPr>
-              <w:spacing w:after="0"/>
-            </w:pPr>
-            <w:r>
-              <w:rPr>
-                <w:b/>
-              </w:rPr>
-              <w:t>Campo</w:t>
-            </w:r>
-          </w:p>
-        </w:tc>
-        <w:tc>
-          <w:tcPr>
-            <w:tcW w:type="dxa" w:w="4320"/>
-          </w:tcPr>
-          <w:p>
-            <w:pPr>
-              <w:spacing w:after="0"/>
-            </w:pPr>
-            <w:r>
-              <w:rPr>
-                <w:b/>
-              </w:rPr>
-              <w:t>Contenido</w:t>
-            </w:r>
-          </w:p>
-        </w:tc>
-      </w:tr>
-      <w:tr>
-        <w:tc>
-          <w:tcPr>
-            <w:tcW w:type="dxa" w:w="4320"/>
-          </w:tcPr>
-          <w:p>
-            <w:pPr>
-              <w:spacing w:after="0"/>
-            </w:pPr>
-            <w:r>
-              <w:t>Test Case #</w:t>
-            </w:r>
-          </w:p>
-        </w:tc>
-        <w:tc>
-          <w:tcPr>
-            <w:tcW w:type="dxa" w:w="4320"/>
-          </w:tcPr>
-          <w:p>
-            <w:pPr>
-              <w:spacing w:after="0"/>
-            </w:pPr>
-            <w:r>
-              <w:t>CG-2</w:t>
-            </w:r>
-          </w:p>
-        </w:tc>
-      </w:tr>
-      <w:tr>
-        <w:tc>
-          <w:tcPr>
-            <w:tcW w:type="dxa" w:w="4320"/>
-          </w:tcPr>
-          <w:p>
-            <w:pPr>
-              <w:spacing w:after="0"/>
-            </w:pPr>
-            <w:r>
-              <w:t>Test Priority</w:t>
-            </w:r>
-          </w:p>
-        </w:tc>
-        <w:tc>
-          <w:tcPr>
-            <w:tcW w:type="dxa" w:w="4320"/>
-          </w:tcPr>
-          <w:p>
-            <w:pPr>
-              <w:spacing w:after="0"/>
-            </w:pPr>
-            <w:r>
-              <w:t>Alta</w:t>
-            </w:r>
-          </w:p>
-        </w:tc>
-      </w:tr>
-      <w:tr>
-        <w:tc>
-          <w:tcPr>
-            <w:tcW w:type="dxa" w:w="4320"/>
-          </w:tcPr>
-          <w:p>
-            <w:pPr>
-              <w:spacing w:after="0"/>
-            </w:pPr>
-            <w:r>
-              <w:t>Test Title/Name</w:t>
-            </w:r>
-          </w:p>
-        </w:tc>
-        <w:tc>
-          <w:tcPr>
-            <w:tcW w:type="dxa" w:w="4320"/>
-          </w:tcPr>
-          <w:p>
-            <w:pPr>
-              <w:spacing w:after="0"/>
-            </w:pPr>
-            <w:r>
-              <w:t>Citas — acceso no autenticado</w:t>
-            </w:r>
-          </w:p>
-        </w:tc>
-      </w:tr>
-      <w:tr>
-        <w:tc>
-          <w:tcPr>
-            <w:tcW w:type="dxa" w:w="4320"/>
-          </w:tcPr>
-          <w:p>
-            <w:pPr>
-              <w:spacing w:after="0"/>
-            </w:pPr>
-            <w:r>
-              <w:t>Test Summary</w:t>
-            </w:r>
-          </w:p>
-        </w:tc>
-        <w:tc>
-          <w:tcPr>
-            <w:tcW w:type="dxa" w:w="4320"/>
-          </w:tcPr>
-          <w:p>
-            <w:pPr>
-              <w:spacing w:after="0"/>
-            </w:pPr>
-            <w:r>
-              <w:t>Verificar que el endpoint protegido responde 401/403 sin Authorization.</w:t>
-            </w:r>
-          </w:p>
-        </w:tc>
-      </w:tr>
-      <w:tr>
-        <w:tc>
-          <w:tcPr>
-            <w:tcW w:type="dxa" w:w="4320"/>
-          </w:tcPr>
-          <w:p>
-            <w:pPr>
-              <w:spacing w:after="0"/>
-            </w:pPr>
-            <w:r>
-              <w:t>Test Steps</w:t>
-            </w:r>
-          </w:p>
-        </w:tc>
-        <w:tc>
-          <w:tcPr>
-            <w:tcW w:type="dxa" w:w="4320"/>
-          </w:tcPr>
-          <w:p>
-            <w:pPr>
-              <w:spacing w:after="0"/>
-            </w:pPr>
-            <w:r>
-              <w:t>1) GET {BASE}/api/v1/appointments?mode=list sin cabecera Bearer. 2) Opcional: con Bearer malformado Bearer xxx.</w:t>
-            </w:r>
-          </w:p>
-        </w:tc>
-      </w:tr>
-      <w:tr>
-        <w:tc>
-          <w:tcPr>
-            <w:tcW w:type="dxa" w:w="4320"/>
-          </w:tcPr>
-          <w:p>
-            <w:pPr>
-              <w:spacing w:after="0"/>
-            </w:pPr>
-            <w:r>
-              <w:t>Test Data</w:t>
-            </w:r>
-          </w:p>
-        </w:tc>
-        <w:tc>
-          <w:tcPr>
-            <w:tcW w:type="dxa" w:w="4320"/>
-          </w:tcPr>
-          <w:p>
-            <w:pPr>
-              <w:spacing w:after="0"/>
-            </w:pPr>
-            <w:r>
-              <w:t>Sin cuerpo; query mínima mode=list.</w:t>
-            </w:r>
-          </w:p>
-        </w:tc>
-      </w:tr>
-      <w:tr>
-        <w:tc>
-          <w:tcPr>
-            <w:tcW w:type="dxa" w:w="4320"/>
-          </w:tcPr>
-          <w:p>
-            <w:pPr>
-              <w:spacing w:after="0"/>
-            </w:pPr>
-            <w:r>
-              <w:t>Expected Result</w:t>
-            </w:r>
-          </w:p>
-        </w:tc>
-        <w:tc>
-          <w:tcPr>
-            <w:tcW w:type="dxa" w:w="4320"/>
-          </w:tcPr>
-          <w:p>
-            <w:pPr>
-              <w:spacing w:after="0"/>
-            </w:pPr>
-            <w:r>
-              <w:t>No 200 con lista de citas; código de error apropiado y cuerpo success: false o esquema de error del proyecto.</w:t>
-            </w:r>
-          </w:p>
-        </w:tc>
-      </w:tr>
-      <w:tr>
-        <w:tc>
-          <w:tcPr>
-            <w:tcW w:type="dxa" w:w="4320"/>
-          </w:tcPr>
-          <w:p>
-            <w:pPr>
-              <w:spacing w:after="0"/>
-            </w:pPr>
-            <w:r>
-              <w:t>Actual Result</w:t>
-            </w:r>
-          </w:p>
-        </w:tc>
-        <w:tc>
-          <w:tcPr>
-            <w:tcW w:type="dxa" w:w="4320"/>
-          </w:tcPr>
-          <w:p>
-            <w:pPr>
-              <w:spacing w:after="0"/>
-            </w:pPr>
-            <w:r>
-              <w:t>(rellenar)</w:t>
-            </w:r>
-          </w:p>
-        </w:tc>
-      </w:tr>
-      <w:tr>
-        <w:tc>
-          <w:tcPr>
-            <w:tcW w:type="dxa" w:w="4320"/>
-          </w:tcPr>
-          <w:p>
-            <w:pPr>
-              <w:spacing w:after="0"/>
-            </w:pPr>
-            <w:r>
-              <w:t>Pre-condition</w:t>
-            </w:r>
-          </w:p>
-        </w:tc>
-        <w:tc>
-          <w:tcPr>
-            <w:tcW w:type="dxa" w:w="4320"/>
-          </w:tcPr>
-          <w:p>
-            <w:pPr>
-              <w:spacing w:after="0"/>
-            </w:pPr>
-            <w:r>
-              <w:t>API levantada.</w:t>
-            </w:r>
-          </w:p>
-        </w:tc>
-      </w:tr>
-      <w:tr>
-        <w:tc>
-          <w:tcPr>
-            <w:tcW w:type="dxa" w:w="4320"/>
-          </w:tcPr>
-          <w:p>
-            <w:pPr>
-              <w:spacing w:after="0"/>
-            </w:pPr>
-            <w:r>
-              <w:t>Post-condition</w:t>
-            </w:r>
-          </w:p>
-        </w:tc>
-        <w:tc>
-          <w:tcPr>
-            <w:tcW w:type="dxa" w:w="4320"/>
-          </w:tcPr>
-          <w:p>
-            <w:pPr>
-              <w:spacing w:after="0"/>
-            </w:pPr>
-            <w:r>
-              <w:t>—</w:t>
-            </w:r>
-          </w:p>
-        </w:tc>
-      </w:tr>
-      <w:tr>
-        <w:tc>
-          <w:tcPr>
-            <w:tcW w:type="dxa" w:w="4320"/>
-          </w:tcPr>
-          <w:p>
-            <w:pPr>
-              <w:spacing w:after="0"/>
-            </w:pPr>
-            <w:r>
-              <w:t>Status</w:t>
-            </w:r>
-          </w:p>
-        </w:tc>
-        <w:tc>
-          <w:tcPr>
-            <w:tcW w:type="dxa" w:w="4320"/>
-          </w:tcPr>
-          <w:p>
-            <w:pPr>
-              <w:spacing w:after="0"/>
-            </w:pPr>
-            <w:r>
-              <w:t>Pass</w:t>
-            </w:r>
-          </w:p>
-        </w:tc>
-      </w:tr>
-      <w:tr>
-        <w:tc>
-          <w:tcPr>
-            <w:tcW w:type="dxa" w:w="4320"/>
-          </w:tcPr>
-          <w:p>
-            <w:pPr>
-              <w:spacing w:after="0"/>
-            </w:pPr>
-            <w:r>
-              <w:t>Notes/Comments</w:t>
-            </w:r>
-          </w:p>
-        </w:tc>
-        <w:tc>
-          <w:tcPr>
-            <w:tcW w:type="dxa" w:w="4320"/>
-          </w:tcPr>
-          <w:p>
-            <w:pPr>
-              <w:spacing w:after="0"/>
-            </w:pPr>
-            <w:r>
-              <w:t>Caja gris: sabes el contrato de seguridad, no la implementación del dependency require_roles.</w:t>
-            </w:r>
-          </w:p>
-        </w:tc>
-      </w:tr>
-    </w:tbl>
-    <w:p/>
-    <w:p>
-      <w:pPr>
-        <w:pStyle w:val="Heading1"/>
-      </w:pPr>
-      <w:r>
-        <w:t>Test case CG-3: Rate limit en rutas de auth</w:t>
-      </w:r>
-    </w:p>
-    <w:tbl>
-      <w:tblPr>
-        <w:tblStyle w:val="TableGrid"/>
-        <w:tblW w:type="auto" w:w="0"/>
-        <w:tblLook w:firstColumn="1" w:firstRow="1" w:lastColumn="0" w:lastRow="0" w:noHBand="0" w:noVBand="1" w:val="04A0"/>
-      </w:tblPr>
-      <w:tblGrid>
-        <w:gridCol w:w="4320"/>
-        <w:gridCol w:w="4320"/>
-      </w:tblGrid>
-      <w:tr>
-        <w:tc>
-          <w:tcPr>
-            <w:tcW w:type="dxa" w:w="4320"/>
-          </w:tcPr>
-          <w:p>
-            <w:pPr>
-              <w:spacing w:after="0"/>
-            </w:pPr>
-            <w:r>
-              <w:rPr>
-                <w:b/>
-              </w:rPr>
-              <w:t>Campo</w:t>
-            </w:r>
-          </w:p>
-        </w:tc>
-        <w:tc>
-          <w:tcPr>
-            <w:tcW w:type="dxa" w:w="4320"/>
-          </w:tcPr>
-          <w:p>
-            <w:pPr>
-              <w:spacing w:after="0"/>
-            </w:pPr>
-            <w:r>
-              <w:rPr>
-                <w:b/>
-              </w:rPr>
-              <w:t>Contenido</w:t>
-            </w:r>
-          </w:p>
-        </w:tc>
-      </w:tr>
-      <w:tr>
-        <w:tc>
-          <w:tcPr>
-            <w:tcW w:type="dxa" w:w="4320"/>
-          </w:tcPr>
-          <w:p>
-            <w:pPr>
-              <w:spacing w:after="0"/>
-            </w:pPr>
-            <w:r>
-              <w:t>Test Case #</w:t>
-            </w:r>
-          </w:p>
-        </w:tc>
-        <w:tc>
-          <w:tcPr>
-            <w:tcW w:type="dxa" w:w="4320"/>
-          </w:tcPr>
-          <w:p>
-            <w:pPr>
-              <w:spacing w:after="0"/>
-            </w:pPr>
-            <w:r>
-              <w:t>CG-3</w:t>
-            </w:r>
-          </w:p>
-        </w:tc>
-      </w:tr>
-      <w:tr>
-        <w:tc>
-          <w:tcPr>
-            <w:tcW w:type="dxa" w:w="4320"/>
-          </w:tcPr>
-          <w:p>
-            <w:pPr>
-              <w:spacing w:after="0"/>
-            </w:pPr>
-            <w:r>
-              <w:t>Test Priority</w:t>
-            </w:r>
-          </w:p>
-        </w:tc>
-        <w:tc>
-          <w:tcPr>
-            <w:tcW w:type="dxa" w:w="4320"/>
-          </w:tcPr>
-          <w:p>
-            <w:pPr>
-              <w:spacing w:after="0"/>
-            </w:pPr>
-            <w:r>
-              <w:t>Media</w:t>
-            </w:r>
-          </w:p>
-        </w:tc>
-      </w:tr>
-      <w:tr>
-        <w:tc>
-          <w:tcPr>
-            <w:tcW w:type="dxa" w:w="4320"/>
-          </w:tcPr>
-          <w:p>
-            <w:pPr>
-              <w:spacing w:after="0"/>
-            </w:pPr>
-            <w:r>
-              <w:t>Test Title/Name</w:t>
-            </w:r>
-          </w:p>
-        </w:tc>
-        <w:tc>
-          <w:tcPr>
-            <w:tcW w:type="dxa" w:w="4320"/>
-          </w:tcPr>
-          <w:p>
-            <w:pPr>
-              <w:spacing w:after="0"/>
-            </w:pPr>
-            <w:r>
-              <w:t>Auth — muchos intentos de login</w:t>
-            </w:r>
-          </w:p>
-        </w:tc>
-      </w:tr>
-      <w:tr>
-        <w:tc>
-          <w:tcPr>
-            <w:tcW w:type="dxa" w:w="4320"/>
-          </w:tcPr>
-          <w:p>
-            <w:pPr>
-              <w:spacing w:after="0"/>
-            </w:pPr>
-            <w:r>
-              <w:t>Test Summary</w:t>
-            </w:r>
-          </w:p>
-        </w:tc>
-        <w:tc>
-          <w:tcPr>
-            <w:tcW w:type="dxa" w:w="4320"/>
-          </w:tcPr>
-          <w:p>
-            <w:pPr>
-              <w:spacing w:after="0"/>
-            </w:pPr>
-            <w:r>
-              <w:t>Sabes que existe límite por minuto en auth (rate_limit_per_minute_auth en configuración); validar 429 tras superar umbral sin leer código de SlowAPI.</w:t>
-            </w:r>
-          </w:p>
-        </w:tc>
-      </w:tr>
-      <w:tr>
-        <w:tc>
-          <w:tcPr>
-            <w:tcW w:type="dxa" w:w="4320"/>
-          </w:tcPr>
-          <w:p>
-            <w:pPr>
-              <w:spacing w:after="0"/>
-            </w:pPr>
-            <w:r>
-              <w:t>Test Steps</w:t>
-            </w:r>
-          </w:p>
-        </w:tc>
-        <w:tc>
-          <w:tcPr>
-            <w:tcW w:type="dxa" w:w="4320"/>
-          </w:tcPr>
-          <w:p>
-            <w:pPr>
-              <w:spacing w:after="0"/>
-            </w:pPr>
-            <w:r>
-              <w:t>1) Enviar más de N peticiones POST .../auth/login en menos de 1 minuto (N según .env, típ. 20). 2) Observar si aparece HTTP 429.</w:t>
-            </w:r>
-          </w:p>
-        </w:tc>
-      </w:tr>
-      <w:tr>
-        <w:tc>
-          <w:tcPr>
-            <w:tcW w:type="dxa" w:w="4320"/>
-          </w:tcPr>
-          <w:p>
-            <w:pPr>
-              <w:spacing w:after="0"/>
-            </w:pPr>
-            <w:r>
-              <w:t>Test Data</w:t>
-            </w:r>
-          </w:p>
-        </w:tc>
-        <w:tc>
-          <w:tcPr>
-            <w:tcW w:type="dxa" w:w="4320"/>
-          </w:tcPr>
-          <w:p>
-            <w:pPr>
-              <w:spacing w:after="0"/>
-            </w:pPr>
-            <w:r>
-              <w:t>Mismo cuerpo de login inválido para no bloquear cuenta real por contraseñas erróneas alternadas; o usar herramienta de carga con email ficticio.</w:t>
-            </w:r>
-          </w:p>
-        </w:tc>
-      </w:tr>
-      <w:tr>
-        <w:tc>
-          <w:tcPr>
-            <w:tcW w:type="dxa" w:w="4320"/>
-          </w:tcPr>
-          <w:p>
-            <w:pPr>
-              <w:spacing w:after="0"/>
-            </w:pPr>
-            <w:r>
-              <w:t>Expected Result</w:t>
-            </w:r>
-          </w:p>
-        </w:tc>
-        <w:tc>
-          <w:tcPr>
-            <w:tcW w:type="dxa" w:w="4320"/>
-          </w:tcPr>
-          <w:p>
-            <w:pPr>
-              <w:spacing w:after="0"/>
-            </w:pPr>
-            <w:r>
-              <w:t>Tras el umbral, respuestas 429 o mensaje de rate limit; servidor estable.</w:t>
-            </w:r>
-          </w:p>
-        </w:tc>
-      </w:tr>
-      <w:tr>
-        <w:tc>
-          <w:tcPr>
-            <w:tcW w:type="dxa" w:w="4320"/>
-          </w:tcPr>
-          <w:p>
-            <w:pPr>
-              <w:spacing w:after="0"/>
-            </w:pPr>
-            <w:r>
-              <w:t>Actual Result</w:t>
-            </w:r>
-          </w:p>
-        </w:tc>
-        <w:tc>
-          <w:tcPr>
-            <w:tcW w:type="dxa" w:w="4320"/>
-          </w:tcPr>
-          <w:p>
-            <w:pPr>
-              <w:spacing w:after="0"/>
-            </w:pPr>
-            <w:r>
-              <w:t>(rellenar)</w:t>
-            </w:r>
-          </w:p>
-        </w:tc>
-      </w:tr>
-      <w:tr>
-        <w:tc>
-          <w:tcPr>
-            <w:tcW w:type="dxa" w:w="4320"/>
-          </w:tcPr>
-          <w:p>
-            <w:pPr>
-              <w:spacing w:after="0"/>
-            </w:pPr>
-            <w:r>
-              <w:t>Pre-condition</w:t>
-            </w:r>
-          </w:p>
-        </w:tc>
-        <w:tc>
-          <w:tcPr>
-            <w:tcW w:type="dxa" w:w="4320"/>
-          </w:tcPr>
-          <w:p>
-            <w:pPr>
-              <w:spacing w:after="0"/>
-            </w:pPr>
-            <w:r>
-              <w:t>RATE_LIMIT_ENABLED=true en entorno donde pruebas.</w:t>
-            </w:r>
-          </w:p>
-        </w:tc>
-      </w:tr>
-      <w:tr>
-        <w:tc>
-          <w:tcPr>
-            <w:tcW w:type="dxa" w:w="4320"/>
-          </w:tcPr>
-          <w:p>
-            <w:pPr>
-              <w:spacing w:after="0"/>
-            </w:pPr>
-            <w:r>
-              <w:t>Post-condition</w:t>
-            </w:r>
-          </w:p>
-        </w:tc>
-        <w:tc>
-          <w:tcPr>
-            <w:tcW w:type="dxa" w:w="4320"/>
-          </w:tcPr>
-          <w:p>
-            <w:pPr>
-              <w:spacing w:after="0"/>
-            </w:pPr>
-            <w:r>
-              <w:t>Esperar ventana de minuto o reiniciar proceso si necesitas limpiar estado en memoria.</w:t>
-            </w:r>
-          </w:p>
-        </w:tc>
-      </w:tr>
-      <w:tr>
-        <w:tc>
-          <w:tcPr>
-            <w:tcW w:type="dxa" w:w="4320"/>
-          </w:tcPr>
-          <w:p>
-            <w:pPr>
-              <w:spacing w:after="0"/>
-            </w:pPr>
-            <w:r>
-              <w:t>Status</w:t>
-            </w:r>
-          </w:p>
-        </w:tc>
-        <w:tc>
-          <w:tcPr>
-            <w:tcW w:type="dxa" w:w="4320"/>
-          </w:tcPr>
-          <w:p>
-            <w:pPr>
-              <w:spacing w:after="0"/>
-            </w:pPr>
-            <w:r>
-              <w:t>Pass</w:t>
-            </w:r>
-          </w:p>
-        </w:tc>
-      </w:tr>
-      <w:tr>
-        <w:tc>
-          <w:tcPr>
-            <w:tcW w:type="dxa" w:w="4320"/>
-          </w:tcPr>
-          <w:p>
-            <w:pPr>
-              <w:spacing w:after="0"/>
-            </w:pPr>
-            <w:r>
-              <w:t>Notes/Comments</w:t>
-            </w:r>
-          </w:p>
-        </w:tc>
-        <w:tc>
-          <w:tcPr>
-            <w:tcW w:type="dxa" w:w="4320"/>
-          </w:tcPr>
-          <w:p>
-            <w:pPr>
-              <w:spacing w:after="0"/>
-            </w:pPr>
-            <w:r>
-              <w:t>Conoces el parámetro de negocio, no cada línea del limiter.</w:t>
-            </w:r>
-          </w:p>
-        </w:tc>
-      </w:tr>
-    </w:tbl>
-    <w:p/>
-    <w:p>
-      <w:pPr>
-        <w:pStyle w:val="Heading1"/>
-      </w:pPr>
-      <w:r>
-        <w:t>Test case CG-4: Refresh con cookie HttpOnly</w:t>
-      </w:r>
-    </w:p>
-    <w:tbl>
-      <w:tblPr>
-        <w:tblStyle w:val="TableGrid"/>
-        <w:tblW w:type="auto" w:w="0"/>
-        <w:tblLook w:firstColumn="1" w:firstRow="1" w:lastColumn="0" w:lastRow="0" w:noHBand="0" w:noVBand="1" w:val="04A0"/>
-      </w:tblPr>
-      <w:tblGrid>
-        <w:gridCol w:w="4320"/>
-        <w:gridCol w:w="4320"/>
-      </w:tblGrid>
-      <w:tr>
-        <w:tc>
-          <w:tcPr>
-            <w:tcW w:type="dxa" w:w="4320"/>
-          </w:tcPr>
-          <w:p>
-            <w:pPr>
-              <w:spacing w:after="0"/>
-            </w:pPr>
-            <w:r>
-              <w:rPr>
-                <w:b/>
-              </w:rPr>
-              <w:t>Campo</w:t>
-            </w:r>
-          </w:p>
-        </w:tc>
-        <w:tc>
-          <w:tcPr>
-            <w:tcW w:type="dxa" w:w="4320"/>
-          </w:tcPr>
-          <w:p>
-            <w:pPr>
-              <w:spacing w:after="0"/>
-            </w:pPr>
-            <w:r>
-              <w:rPr>
-                <w:b/>
-              </w:rPr>
-              <w:t>Contenido</w:t>
-            </w:r>
-          </w:p>
-        </w:tc>
-      </w:tr>
-      <w:tr>
-        <w:tc>
-          <w:tcPr>
-            <w:tcW w:type="dxa" w:w="4320"/>
-          </w:tcPr>
-          <w:p>
-            <w:pPr>
-              <w:spacing w:after="0"/>
-            </w:pPr>
-            <w:r>
-              <w:t>Test Case #</w:t>
-            </w:r>
-          </w:p>
-        </w:tc>
-        <w:tc>
-          <w:tcPr>
-            <w:tcW w:type="dxa" w:w="4320"/>
-          </w:tcPr>
-          <w:p>
-            <w:pPr>
-              <w:spacing w:after="0"/>
-            </w:pPr>
-            <w:r>
-              <w:t>CG-4</w:t>
-            </w:r>
-          </w:p>
-        </w:tc>
-      </w:tr>
-      <w:tr>
-        <w:tc>
-          <w:tcPr>
-            <w:tcW w:type="dxa" w:w="4320"/>
-          </w:tcPr>
-          <w:p>
-            <w:pPr>
-              <w:spacing w:after="0"/>
-            </w:pPr>
-            <w:r>
-              <w:t>Test Priority</w:t>
-            </w:r>
-          </w:p>
-        </w:tc>
-        <w:tc>
-          <w:tcPr>
-            <w:tcW w:type="dxa" w:w="4320"/>
-          </w:tcPr>
-          <w:p>
-            <w:pPr>
-              <w:spacing w:after="0"/>
-            </w:pPr>
-            <w:r>
-              <w:t>Media</w:t>
-            </w:r>
-          </w:p>
-        </w:tc>
-      </w:tr>
-      <w:tr>
-        <w:tc>
-          <w:tcPr>
-            <w:tcW w:type="dxa" w:w="4320"/>
-          </w:tcPr>
-          <w:p>
-            <w:pPr>
-              <w:spacing w:after="0"/>
-            </w:pPr>
-            <w:r>
-              <w:t>Test Title/Name</w:t>
-            </w:r>
-          </w:p>
-        </w:tc>
-        <w:tc>
-          <w:tcPr>
-            <w:tcW w:type="dxa" w:w="4320"/>
-          </w:tcPr>
-          <w:p>
-            <w:pPr>
-              <w:spacing w:after="0"/>
-            </w:pPr>
-            <w:r>
-              <w:t>Sesión — refresh según contrato front</w:t>
-            </w:r>
-          </w:p>
-        </w:tc>
-      </w:tr>
-      <w:tr>
-        <w:tc>
-          <w:tcPr>
-            <w:tcW w:type="dxa" w:w="4320"/>
-          </w:tcPr>
-          <w:p>
-            <w:pPr>
-              <w:spacing w:after="0"/>
-            </w:pPr>
-            <w:r>
-              <w:t>Test Summary</w:t>
-            </w:r>
-          </w:p>
-        </w:tc>
-        <w:tc>
-          <w:tcPr>
-            <w:tcW w:type="dxa" w:w="4320"/>
-          </w:tcPr>
-          <w:p>
-            <w:pPr>
-              <w:spacing w:after="0"/>
-            </w:pPr>
-            <w:r>
-              <w:t>Tras login desde navegador, comprobar que existe cookie de refresh y que POST .../auth/refresh puede devolver nuevo access token (desde DevTools o script con cookie jar).</w:t>
-            </w:r>
-          </w:p>
-        </w:tc>
-      </w:tr>
-      <w:tr>
-        <w:tc>
-          <w:tcPr>
-            <w:tcW w:type="dxa" w:w="4320"/>
-          </w:tcPr>
-          <w:p>
-            <w:pPr>
-              <w:spacing w:after="0"/>
-            </w:pPr>
-            <w:r>
-              <w:t>Test Steps</w:t>
-            </w:r>
-          </w:p>
-        </w:tc>
-        <w:tc>
-          <w:tcPr>
-            <w:tcW w:type="dxa" w:w="4320"/>
-          </w:tcPr>
-          <w:p>
-            <w:pPr>
-              <w:spacing w:after="0"/>
-            </w:pPr>
-            <w:r>
-              <w:t>1) Login válido en UI. 2) En aplicación de API (Postman/curl con -c/-b), repetir flujo login y refresh. 3) Verificar JSON de refresh.</w:t>
-            </w:r>
-          </w:p>
-        </w:tc>
-      </w:tr>
-      <w:tr>
-        <w:tc>
-          <w:tcPr>
-            <w:tcW w:type="dxa" w:w="4320"/>
-          </w:tcPr>
-          <w:p>
-            <w:pPr>
-              <w:spacing w:after="0"/>
-            </w:pPr>
-            <w:r>
-              <w:t>Test Data</w:t>
-            </w:r>
-          </w:p>
-        </w:tc>
-        <w:tc>
-          <w:tcPr>
-            <w:tcW w:type="dxa" w:w="4320"/>
-          </w:tcPr>
-          <w:p>
-            <w:pPr>
-              <w:spacing w:after="0"/>
-            </w:pPr>
-            <w:r>
-              <w:t>Nombre cookie por defecto: refresh_token (según configuración).</w:t>
-            </w:r>
-          </w:p>
-        </w:tc>
-      </w:tr>
-      <w:tr>
-        <w:tc>
-          <w:tcPr>
-            <w:tcW w:type="dxa" w:w="4320"/>
-          </w:tcPr>
-          <w:p>
-            <w:pPr>
-              <w:spacing w:after="0"/>
-            </w:pPr>
-            <w:r>
-              <w:t>Expected Result</w:t>
-            </w:r>
-          </w:p>
-        </w:tc>
-        <w:tc>
-          <w:tcPr>
-            <w:tcW w:type="dxa" w:w="4320"/>
-          </w:tcPr>
-          <w:p>
-            <w:pPr>
-              <w:spacing w:after="0"/>
-            </w:pPr>
-            <w:r>
-              <w:t>Refresh coherente con documentación; access token renovado cuando refresh válido.</w:t>
-            </w:r>
-          </w:p>
-        </w:tc>
-      </w:tr>
-      <w:tr>
-        <w:tc>
-          <w:tcPr>
-            <w:tcW w:type="dxa" w:w="4320"/>
-          </w:tcPr>
-          <w:p>
-            <w:pPr>
-              <w:spacing w:after="0"/>
-            </w:pPr>
-            <w:r>
-              <w:t>Actual Result</w:t>
-            </w:r>
-          </w:p>
-        </w:tc>
-        <w:tc>
-          <w:tcPr>
-            <w:tcW w:type="dxa" w:w="4320"/>
-          </w:tcPr>
-          <w:p>
-            <w:pPr>
-              <w:spacing w:after="0"/>
-            </w:pPr>
-            <w:r>
-              <w:t>(rellenar)</w:t>
-            </w:r>
-          </w:p>
-        </w:tc>
-      </w:tr>
-      <w:tr>
-        <w:tc>
-          <w:tcPr>
-            <w:tcW w:type="dxa" w:w="4320"/>
-          </w:tcPr>
-          <w:p>
-            <w:pPr>
-              <w:spacing w:after="0"/>
-            </w:pPr>
-            <w:r>
-              <w:t>Pre-condition</w:t>
-            </w:r>
-          </w:p>
-        </w:tc>
-        <w:tc>
-          <w:tcPr>
-            <w:tcW w:type="dxa" w:w="4320"/>
-          </w:tcPr>
-          <w:p>
-            <w:pPr>
-              <w:spacing w:after="0"/>
-            </w:pPr>
-            <w:r>
-              <w:t>CORS y cookies acordes a tu origen (localhost).</w:t>
-            </w:r>
-          </w:p>
-        </w:tc>
-      </w:tr>
-      <w:tr>
-        <w:tc>
-          <w:tcPr>
-            <w:tcW w:type="dxa" w:w="4320"/>
-          </w:tcPr>
-          <w:p>
-            <w:pPr>
-              <w:spacing w:after="0"/>
-            </w:pPr>
-            <w:r>
-              <w:t>Post-condition</w:t>
-            </w:r>
-          </w:p>
-        </w:tc>
-        <w:tc>
-          <w:tcPr>
-            <w:tcW w:type="dxa" w:w="4320"/>
-          </w:tcPr>
-          <w:p>
-            <w:pPr>
-              <w:spacing w:after="0"/>
-            </w:pPr>
-            <w:r>
-              <w:t>Logout si aplica.</w:t>
-            </w:r>
-          </w:p>
-        </w:tc>
-      </w:tr>
-      <w:tr>
-        <w:tc>
-          <w:tcPr>
-            <w:tcW w:type="dxa" w:w="4320"/>
-          </w:tcPr>
-          <w:p>
-            <w:pPr>
-              <w:spacing w:after="0"/>
-            </w:pPr>
-            <w:r>
-              <w:t>Status</w:t>
-            </w:r>
-          </w:p>
-        </w:tc>
-        <w:tc>
-          <w:tcPr>
-            <w:tcW w:type="dxa" w:w="4320"/>
-          </w:tcPr>
-          <w:p>
-            <w:pPr>
-              <w:spacing w:after="0"/>
-            </w:pPr>
-            <w:r>
-              <w:t>Pass</w:t>
-            </w:r>
-          </w:p>
-        </w:tc>
-      </w:tr>
-      <w:tr>
-        <w:tc>
-          <w:tcPr>
-            <w:tcW w:type="dxa" w:w="4320"/>
-          </w:tcPr>
-          <w:p>
-            <w:pPr>
-              <w:spacing w:after="0"/>
-            </w:pPr>
-            <w:r>
-              <w:t>Notes/Comments</w:t>
-            </w:r>
-          </w:p>
-        </w:tc>
-        <w:tc>
-          <w:tcPr>
-            <w:tcW w:type="dxa" w:w="4320"/>
-          </w:tcPr>
-          <w:p>
-            <w:pPr>
-              <w:spacing w:after="0"/>
-            </w:pPr>
-            <w:r/>
-          </w:p>
-        </w:tc>
-      </w:tr>
-    </w:tbl>
-    <w:p/>
-    <w:p>
-      <w:pPr>
-        <w:pStyle w:val="Title"/>
-      </w:pPr>
-      <w:r>
-        <w:t>CAJA BLANCA</w:t>
-      </w:r>
-    </w:p>
-    <w:p>
-      <w:pPr>
-        <w:spacing w:after="120"/>
-      </w:pPr>
-      <w:r>
-        <w:rPr>
-          <w:i/>
-        </w:rPr>
-        <w:t>Casos derivados del código o esquema: ramas, middleware, regex, índices SQL.</w:t>
-      </w:r>
-    </w:p>
-    <w:p>
-      <w:pPr>
-        <w:pStyle w:val="Heading1"/>
-      </w:pPr>
-      <w:r>
-        <w:t>Test case CB-1: Middleware — parámetro de query con patrón sospechoso</w:t>
-      </w:r>
-    </w:p>
-    <w:tbl>
-      <w:tblPr>
-        <w:tblStyle w:val="TableGrid"/>
-        <w:tblW w:type="auto" w:w="0"/>
-        <w:tblLook w:firstColumn="1" w:firstRow="1" w:lastColumn="0" w:lastRow="0" w:noHBand="0" w:noVBand="1" w:val="04A0"/>
-      </w:tblPr>
-      <w:tblGrid>
-        <w:gridCol w:w="4320"/>
-        <w:gridCol w:w="4320"/>
-      </w:tblGrid>
-      <w:tr>
-        <w:tc>
-          <w:tcPr>
-            <w:tcW w:type="dxa" w:w="4320"/>
-          </w:tcPr>
-          <w:p>
-            <w:pPr>
-              <w:spacing w:after="0"/>
-            </w:pPr>
-            <w:r>
-              <w:rPr>
-                <w:b/>
-              </w:rPr>
-              <w:t>Campo</w:t>
-            </w:r>
-          </w:p>
-        </w:tc>
-        <w:tc>
-          <w:tcPr>
-            <w:tcW w:type="dxa" w:w="4320"/>
-          </w:tcPr>
-          <w:p>
-            <w:pPr>
-              <w:spacing w:after="0"/>
-            </w:pPr>
-            <w:r>
-              <w:rPr>
-                <w:b/>
-              </w:rPr>
-              <w:t>Contenido</w:t>
-            </w:r>
-          </w:p>
-        </w:tc>
-      </w:tr>
-      <w:tr>
-        <w:tc>
-          <w:tcPr>
-            <w:tcW w:type="dxa" w:w="4320"/>
-          </w:tcPr>
-          <w:p>
-            <w:pPr>
-              <w:spacing w:after="0"/>
-            </w:pPr>
-            <w:r>
-              <w:t>Test Case #</w:t>
-            </w:r>
-          </w:p>
-        </w:tc>
-        <w:tc>
-          <w:tcPr>
-            <w:tcW w:type="dxa" w:w="4320"/>
-          </w:tcPr>
-          <w:p>
-            <w:pPr>
-              <w:spacing w:after="0"/>
-            </w:pPr>
-            <w:r>
-              <w:t>CB-1</w:t>
-            </w:r>
-          </w:p>
-        </w:tc>
-      </w:tr>
-      <w:tr>
-        <w:tc>
-          <w:tcPr>
-            <w:tcW w:type="dxa" w:w="4320"/>
-          </w:tcPr>
-          <w:p>
-            <w:pPr>
-              <w:spacing w:after="0"/>
-            </w:pPr>
-            <w:r>
-              <w:t>Test Priority</w:t>
-            </w:r>
-          </w:p>
-        </w:tc>
-        <w:tc>
-          <w:tcPr>
-            <w:tcW w:type="dxa" w:w="4320"/>
-          </w:tcPr>
-          <w:p>
-            <w:pPr>
-              <w:spacing w:after="0"/>
-            </w:pPr>
-            <w:r>
-              <w:t>Alta</w:t>
-            </w:r>
-          </w:p>
-        </w:tc>
-      </w:tr>
-      <w:tr>
-        <w:tc>
-          <w:tcPr>
-            <w:tcW w:type="dxa" w:w="4320"/>
-          </w:tcPr>
-          <w:p>
-            <w:pPr>
-              <w:spacing w:after="0"/>
-            </w:pPr>
-            <w:r>
-              <w:t>Test Title/Name</w:t>
-            </w:r>
-          </w:p>
-        </w:tc>
-        <w:tc>
-          <w:tcPr>
-            <w:tcW w:type="dxa" w:w="4320"/>
-          </w:tcPr>
-          <w:p>
-            <w:pPr>
-              <w:spacing w:after="0"/>
-            </w:pPr>
-            <w:r>
-              <w:t>SUSPICIOUS_QUERY_PATTERNS — rechazo de patrones tipo SQLi</w:t>
-            </w:r>
-          </w:p>
-        </w:tc>
-      </w:tr>
-      <w:tr>
-        <w:tc>
-          <w:tcPr>
-            <w:tcW w:type="dxa" w:w="4320"/>
-          </w:tcPr>
-          <w:p>
-            <w:pPr>
-              <w:spacing w:after="0"/>
-            </w:pPr>
-            <w:r>
-              <w:t>Test Summary</w:t>
-            </w:r>
-          </w:p>
-        </w:tc>
-        <w:tc>
-          <w:tcPr>
-            <w:tcW w:type="dxa" w:w="4320"/>
-          </w:tcPr>
-          <w:p>
-            <w:pPr>
-              <w:spacing w:after="0"/>
-            </w:pPr>
-            <w:r>
-              <w:t>El middleware en app/main.py inspecciona query strings; debe bloquear valores que coincidan con patrones definidos (p. ej. UNION SELECT).</w:t>
-            </w:r>
-          </w:p>
-        </w:tc>
-      </w:tr>
-      <w:tr>
-        <w:tc>
-          <w:tcPr>
-            <w:tcW w:type="dxa" w:w="4320"/>
-          </w:tcPr>
-          <w:p>
-            <w:pPr>
-              <w:spacing w:after="0"/>
-            </w:pPr>
-            <w:r>
-              <w:t>Test Steps</w:t>
-            </w:r>
-          </w:p>
-        </w:tc>
-        <w:tc>
-          <w:tcPr>
-            <w:tcW w:type="dxa" w:w="4320"/>
-          </w:tcPr>
-          <w:p>
-            <w:pPr>
-              <w:spacing w:after="0"/>
-            </w:pPr>
-            <w:r>
-              <w:t>1) Revisar en código las regex SUSPICIOUS_QUERY_PATTERNS. 2) GET /health?test=union%20select o variante que dispare el patrón. 3) Confirmar respuesta de error del middleware (p. ej. 400) sin ejecutar SQL del atacante.</w:t>
-            </w:r>
-          </w:p>
-        </w:tc>
-      </w:tr>
-      <w:tr>
-        <w:tc>
-          <w:tcPr>
-            <w:tcW w:type="dxa" w:w="4320"/>
-          </w:tcPr>
-          <w:p>
-            <w:pPr>
-              <w:spacing w:after="0"/>
-            </w:pPr>
-            <w:r>
-              <w:t>Test Data</w:t>
-            </w:r>
-          </w:p>
-        </w:tc>
-        <w:tc>
-          <w:tcPr>
-            <w:tcW w:type="dxa" w:w="4320"/>
-          </w:tcPr>
-          <w:p>
-            <w:pPr>
-              <w:spacing w:after="0"/>
-            </w:pPr>
-            <w:r>
-              <w:t>Valores acordes a cada regex del archivo (documentar cuál patrón se probó).</w:t>
-            </w:r>
-          </w:p>
-        </w:tc>
-      </w:tr>
-      <w:tr>
-        <w:tc>
-          <w:tcPr>
-            <w:tcW w:type="dxa" w:w="4320"/>
-          </w:tcPr>
-          <w:p>
-            <w:pPr>
-              <w:spacing w:after="0"/>
-            </w:pPr>
-            <w:r>
-              <w:t>Expected Result</w:t>
-            </w:r>
-          </w:p>
-        </w:tc>
-        <w:tc>
-          <w:tcPr>
-            <w:tcW w:type="dxa" w:w="4320"/>
-          </w:tcPr>
-          <w:p>
-            <w:pPr>
-              <w:spacing w:after="0"/>
-            </w:pPr>
-            <w:r>
-              <w:t>Petición rechazada; no propagación del valor a lógica de negocio; log/respuesta acorde a implementación.</w:t>
-            </w:r>
-          </w:p>
-        </w:tc>
-      </w:tr>
-      <w:tr>
-        <w:tc>
-          <w:tcPr>
-            <w:tcW w:type="dxa" w:w="4320"/>
-          </w:tcPr>
-          <w:p>
-            <w:pPr>
-              <w:spacing w:after="0"/>
-            </w:pPr>
-            <w:r>
-              <w:t>Actual Result</w:t>
-            </w:r>
-          </w:p>
-        </w:tc>
-        <w:tc>
-          <w:tcPr>
-            <w:tcW w:type="dxa" w:w="4320"/>
-          </w:tcPr>
-          <w:p>
-            <w:pPr>
-              <w:spacing w:after="0"/>
-            </w:pPr>
-            <w:r>
-              <w:t>(rellenar)</w:t>
-            </w:r>
-          </w:p>
-        </w:tc>
-      </w:tr>
-      <w:tr>
-        <w:tc>
-          <w:tcPr>
-            <w:tcW w:type="dxa" w:w="4320"/>
-          </w:tcPr>
-          <w:p>
-            <w:pPr>
-              <w:spacing w:after="0"/>
-            </w:pPr>
-            <w:r>
-              <w:t>Pre-condition</w:t>
-            </w:r>
-          </w:p>
-        </w:tc>
-        <w:tc>
-          <w:tcPr>
-            <w:tcW w:type="dxa" w:w="4320"/>
-          </w:tcPr>
-          <w:p>
-            <w:pPr>
-              <w:spacing w:after="0"/>
-            </w:pPr>
-            <w:r>
-              <w:t>Rama de código con middleware activo.</w:t>
-            </w:r>
-          </w:p>
-        </w:tc>
-      </w:tr>
-      <w:tr>
-        <w:tc>
-          <w:tcPr>
-            <w:tcW w:type="dxa" w:w="4320"/>
-          </w:tcPr>
-          <w:p>
-            <w:pPr>
-              <w:spacing w:after="0"/>
-            </w:pPr>
-            <w:r>
-              <w:t>Post-condition</w:t>
-            </w:r>
-          </w:p>
-        </w:tc>
-        <w:tc>
-          <w:tcPr>
-            <w:tcW w:type="dxa" w:w="4320"/>
-          </w:tcPr>
-          <w:p>
-            <w:pPr>
-              <w:spacing w:after="0"/>
-            </w:pPr>
-            <w:r>
-              <w:t>—</w:t>
-            </w:r>
-          </w:p>
-        </w:tc>
-      </w:tr>
-      <w:tr>
-        <w:tc>
-          <w:tcPr>
-            <w:tcW w:type="dxa" w:w="4320"/>
-          </w:tcPr>
-          <w:p>
-            <w:pPr>
-              <w:spacing w:after="0"/>
-            </w:pPr>
-            <w:r>
-              <w:t>Status</w:t>
-            </w:r>
-          </w:p>
-        </w:tc>
-        <w:tc>
-          <w:tcPr>
-            <w:tcW w:type="dxa" w:w="4320"/>
-          </w:tcPr>
-          <w:p>
-            <w:pPr>
-              <w:spacing w:after="0"/>
-            </w:pPr>
-            <w:r>
-              <w:t>Pass</w:t>
-            </w:r>
-          </w:p>
-        </w:tc>
-      </w:tr>
-      <w:tr>
-        <w:tc>
-          <w:tcPr>
-            <w:tcW w:type="dxa" w:w="4320"/>
-          </w:tcPr>
-          <w:p>
-            <w:pPr>
-              <w:spacing w:after="0"/>
-            </w:pPr>
-            <w:r>
-              <w:t>Notes/Comments</w:t>
-            </w:r>
-          </w:p>
-        </w:tc>
-        <w:tc>
-          <w:tcPr>
-            <w:tcW w:type="dxa" w:w="4320"/>
-          </w:tcPr>
-          <w:p>
-            <w:pPr>
-              <w:spacing w:after="0"/>
-            </w:pPr>
-            <w:r>
-              <w:t>Caja blanca pura: requiere leer main.py.</w:t>
-            </w:r>
-          </w:p>
-        </w:tc>
-      </w:tr>
-    </w:tbl>
-    <w:p/>
-    <w:p>
-      <w:pPr>
-        <w:pStyle w:val="Heading1"/>
-      </w:pPr>
-      <w:r>
-        <w:t>Test case CB-2: `rate_limit_enabled` desactivado</w:t>
-      </w:r>
-    </w:p>
-    <w:tbl>
-      <w:tblPr>
-        <w:tblStyle w:val="TableGrid"/>
-        <w:tblW w:type="auto" w:w="0"/>
-        <w:tblLook w:firstColumn="1" w:firstRow="1" w:lastColumn="0" w:lastRow="0" w:noHBand="0" w:noVBand="1" w:val="04A0"/>
-      </w:tblPr>
-      <w:tblGrid>
-        <w:gridCol w:w="4320"/>
-        <w:gridCol w:w="4320"/>
-      </w:tblGrid>
-      <w:tr>
-        <w:tc>
-          <w:tcPr>
-            <w:tcW w:type="dxa" w:w="4320"/>
-          </w:tcPr>
-          <w:p>
-            <w:pPr>
-              <w:spacing w:after="0"/>
-            </w:pPr>
-            <w:r>
-              <w:rPr>
-                <w:b/>
-              </w:rPr>
-              <w:t>Campo</w:t>
-            </w:r>
-          </w:p>
-        </w:tc>
-        <w:tc>
-          <w:tcPr>
-            <w:tcW w:type="dxa" w:w="4320"/>
-          </w:tcPr>
-          <w:p>
-            <w:pPr>
-              <w:spacing w:after="0"/>
-            </w:pPr>
-            <w:r>
-              <w:rPr>
-                <w:b/>
-              </w:rPr>
-              <w:t>Contenido</w:t>
-            </w:r>
-          </w:p>
-        </w:tc>
-      </w:tr>
-      <w:tr>
-        <w:tc>
-          <w:tcPr>
-            <w:tcW w:type="dxa" w:w="4320"/>
-          </w:tcPr>
-          <w:p>
-            <w:pPr>
-              <w:spacing w:after="0"/>
-            </w:pPr>
-            <w:r>
-              <w:t>Test Case #</w:t>
-            </w:r>
-          </w:p>
-        </w:tc>
-        <w:tc>
-          <w:tcPr>
-            <w:tcW w:type="dxa" w:w="4320"/>
-          </w:tcPr>
-          <w:p>
-            <w:pPr>
-              <w:spacing w:after="0"/>
-            </w:pPr>
-            <w:r>
-              <w:t>CB-2</w:t>
-            </w:r>
-          </w:p>
-        </w:tc>
-      </w:tr>
-      <w:tr>
-        <w:tc>
-          <w:tcPr>
-            <w:tcW w:type="dxa" w:w="4320"/>
-          </w:tcPr>
-          <w:p>
-            <w:pPr>
-              <w:spacing w:after="0"/>
-            </w:pPr>
-            <w:r>
-              <w:t>Test Priority</w:t>
-            </w:r>
-          </w:p>
-        </w:tc>
-        <w:tc>
-          <w:tcPr>
-            <w:tcW w:type="dxa" w:w="4320"/>
-          </w:tcPr>
-          <w:p>
-            <w:pPr>
-              <w:spacing w:after="0"/>
-            </w:pPr>
-            <w:r>
-              <w:t>Baja (solo entornos de prueba)</w:t>
-            </w:r>
-          </w:p>
-        </w:tc>
-      </w:tr>
-      <w:tr>
-        <w:tc>
-          <w:tcPr>
-            <w:tcW w:type="dxa" w:w="4320"/>
-          </w:tcPr>
-          <w:p>
-            <w:pPr>
-              <w:spacing w:after="0"/>
-            </w:pPr>
-            <w:r>
-              <w:t>Test Title/Name</w:t>
-            </w:r>
-          </w:p>
-        </w:tc>
-        <w:tc>
-          <w:tcPr>
-            <w:tcW w:type="dxa" w:w="4320"/>
-          </w:tcPr>
-          <w:p>
-            <w:pPr>
-              <w:spacing w:after="0"/>
-            </w:pPr>
-            <w:r>
-              <w:t>SlowAPI — enabled=False</w:t>
-            </w:r>
-          </w:p>
-        </w:tc>
-      </w:tr>
-      <w:tr>
-        <w:tc>
-          <w:tcPr>
-            <w:tcW w:type="dxa" w:w="4320"/>
-          </w:tcPr>
-          <w:p>
-            <w:pPr>
-              <w:spacing w:after="0"/>
-            </w:pPr>
-            <w:r>
-              <w:t>Test Summary</w:t>
-            </w:r>
-          </w:p>
-        </w:tc>
-        <w:tc>
-          <w:tcPr>
-            <w:tcW w:type="dxa" w:w="4320"/>
-          </w:tcPr>
-          <w:p>
-            <w:pPr>
-              <w:spacing w:after="0"/>
-            </w:pPr>
-            <w:r>
-              <w:t>Con RATE_LIMIT_ENABLED=false, el Limiter no debe aplicar límites (comprobar ausencia de 429 por rate limit bajo burst controlado).</w:t>
-            </w:r>
-          </w:p>
-        </w:tc>
-      </w:tr>
-      <w:tr>
-        <w:tc>
-          <w:tcPr>
-            <w:tcW w:type="dxa" w:w="4320"/>
-          </w:tcPr>
-          <w:p>
-            <w:pPr>
-              <w:spacing w:after="0"/>
-            </w:pPr>
-            <w:r>
-              <w:t>Test Steps</w:t>
-            </w:r>
-          </w:p>
-        </w:tc>
-        <w:tc>
-          <w:tcPr>
-            <w:tcW w:type="dxa" w:w="4320"/>
-          </w:tcPr>
-          <w:p>
-            <w:pPr>
-              <w:spacing w:after="0"/>
-            </w:pPr>
-            <w:r>
-              <w:t>1) Arrancar API con variable de entorno. 2) Verificar en app/core/rate_limit.py que enabled=settings.rate_limit_enabled. 3) Ejecutar ráfaga de GET /health y contrastar con true.</w:t>
-            </w:r>
-          </w:p>
-        </w:tc>
-      </w:tr>
-      <w:tr>
-        <w:tc>
-          <w:tcPr>
-            <w:tcW w:type="dxa" w:w="4320"/>
-          </w:tcPr>
-          <w:p>
-            <w:pPr>
-              <w:spacing w:after="0"/>
-            </w:pPr>
-            <w:r>
-              <w:t>Test Data</w:t>
-            </w:r>
-          </w:p>
-        </w:tc>
-        <w:tc>
-          <w:tcPr>
-            <w:tcW w:type="dxa" w:w="4320"/>
-          </w:tcPr>
-          <w:p>
-            <w:pPr>
-              <w:spacing w:after="0"/>
-            </w:pPr>
-            <w:r>
-              <w:t>RATE_LIMIT_ENABLED=false / true.</w:t>
-            </w:r>
-          </w:p>
-        </w:tc>
-      </w:tr>
-      <w:tr>
-        <w:tc>
-          <w:tcPr>
-            <w:tcW w:type="dxa" w:w="4320"/>
-          </w:tcPr>
-          <w:p>
-            <w:pPr>
-              <w:spacing w:after="0"/>
-            </w:pPr>
-            <w:r>
-              <w:t>Expected Result</w:t>
-            </w:r>
-          </w:p>
-        </w:tc>
-        <w:tc>
-          <w:tcPr>
-            <w:tcW w:type="dxa" w:w="4320"/>
-          </w:tcPr>
-          <w:p>
-            <w:pPr>
-              <w:spacing w:after="0"/>
-            </w:pPr>
-            <w:r>
-              <w:t>Con false, sin 429 por SlowAPI bajo la misma carga; con true, límites activos.</w:t>
-            </w:r>
-          </w:p>
-        </w:tc>
-      </w:tr>
-      <w:tr>
-        <w:tc>
-          <w:tcPr>
-            <w:tcW w:type="dxa" w:w="4320"/>
-          </w:tcPr>
-          <w:p>
-            <w:pPr>
-              <w:spacing w:after="0"/>
-            </w:pPr>
-            <w:r>
-              <w:t>Actual Result</w:t>
-            </w:r>
-          </w:p>
-        </w:tc>
-        <w:tc>
-          <w:tcPr>
-            <w:tcW w:type="dxa" w:w="4320"/>
-          </w:tcPr>
-          <w:p>
-            <w:pPr>
-              <w:spacing w:after="0"/>
-            </w:pPr>
-            <w:r>
-              <w:t>(rellenar)</w:t>
-            </w:r>
-          </w:p>
-        </w:tc>
-      </w:tr>
-      <w:tr>
-        <w:tc>
-          <w:tcPr>
-            <w:tcW w:type="dxa" w:w="4320"/>
-          </w:tcPr>
-          <w:p>
-            <w:pPr>
-              <w:spacing w:after="0"/>
-            </w:pPr>
-            <w:r>
-              <w:t>Pre-condition</w:t>
-            </w:r>
-          </w:p>
-        </w:tc>
-        <w:tc>
-          <w:tcPr>
-            <w:tcW w:type="dxa" w:w="4320"/>
-          </w:tcPr>
-          <w:p>
-            <w:pPr>
-              <w:spacing w:after="0"/>
-            </w:pPr>
-            <w:r>
-              <w:t>No usar en producción.</w:t>
-            </w:r>
-          </w:p>
-        </w:tc>
-      </w:tr>
-      <w:tr>
-        <w:tc>
-          <w:tcPr>
-            <w:tcW w:type="dxa" w:w="4320"/>
-          </w:tcPr>
-          <w:p>
-            <w:pPr>
-              <w:spacing w:after="0"/>
-            </w:pPr>
-            <w:r>
-              <w:t>Post-condition</w:t>
-            </w:r>
-          </w:p>
-        </w:tc>
-        <w:tc>
-          <w:tcPr>
-            <w:tcW w:type="dxa" w:w="4320"/>
-          </w:tcPr>
-          <w:p>
-            <w:pPr>
-              <w:spacing w:after="0"/>
-            </w:pPr>
-            <w:r>
-              <w:t>Restaurar true.</w:t>
-            </w:r>
-          </w:p>
-        </w:tc>
-      </w:tr>
-      <w:tr>
-        <w:tc>
-          <w:tcPr>
-            <w:tcW w:type="dxa" w:w="4320"/>
-          </w:tcPr>
-          <w:p>
-            <w:pPr>
-              <w:spacing w:after="0"/>
-            </w:pPr>
-            <w:r>
-              <w:t>Status</w:t>
-            </w:r>
-          </w:p>
-        </w:tc>
-        <w:tc>
-          <w:tcPr>
-            <w:tcW w:type="dxa" w:w="4320"/>
-          </w:tcPr>
-          <w:p>
-            <w:pPr>
-              <w:spacing w:after="0"/>
-            </w:pPr>
-            <w:r>
-              <w:t>Pass</w:t>
-            </w:r>
-          </w:p>
-        </w:tc>
-      </w:tr>
-      <w:tr>
-        <w:tc>
-          <w:tcPr>
-            <w:tcW w:type="dxa" w:w="4320"/>
-          </w:tcPr>
-          <w:p>
-            <w:pPr>
-              <w:spacing w:after="0"/>
-            </w:pPr>
-            <w:r>
-              <w:t>Notes/Comments</w:t>
-            </w:r>
-          </w:p>
-        </w:tc>
-        <w:tc>
-          <w:tcPr>
-            <w:tcW w:type="dxa" w:w="4320"/>
-          </w:tcPr>
-          <w:p>
-            <w:pPr>
-              <w:spacing w:after="0"/>
-            </w:pPr>
-            <w:r/>
-          </w:p>
-        </w:tc>
-      </w:tr>
-    </w:tbl>
-    <w:p/>
-    <w:p>
-      <w:pPr>
-        <w:pStyle w:val="Heading1"/>
-      </w:pPr>
-      <w:r>
-        <w:t>Test case CB-3: Listado de citas — rama `principal.role_name == Proveedor`</w:t>
-      </w:r>
-    </w:p>
-    <w:tbl>
-      <w:tblPr>
-        <w:tblStyle w:val="TableGrid"/>
-        <w:tblW w:type="auto" w:w="0"/>
-        <w:tblLook w:firstColumn="1" w:firstRow="1" w:lastColumn="0" w:lastRow="0" w:noHBand="0" w:noVBand="1" w:val="04A0"/>
-      </w:tblPr>
-      <w:tblGrid>
-        <w:gridCol w:w="4320"/>
-        <w:gridCol w:w="4320"/>
-      </w:tblGrid>
-      <w:tr>
-        <w:tc>
-          <w:tcPr>
-            <w:tcW w:type="dxa" w:w="4320"/>
-          </w:tcPr>
-          <w:p>
-            <w:pPr>
-              <w:spacing w:after="0"/>
-            </w:pPr>
-            <w:r>
-              <w:rPr>
-                <w:b/>
-              </w:rPr>
-              <w:t>Campo</w:t>
-            </w:r>
-          </w:p>
-        </w:tc>
-        <w:tc>
-          <w:tcPr>
-            <w:tcW w:type="dxa" w:w="4320"/>
-          </w:tcPr>
-          <w:p>
-            <w:pPr>
-              <w:spacing w:after="0"/>
-            </w:pPr>
-            <w:r>
-              <w:rPr>
-                <w:b/>
-              </w:rPr>
-              <w:t>Contenido</w:t>
-            </w:r>
-          </w:p>
-        </w:tc>
-      </w:tr>
-      <w:tr>
-        <w:tc>
-          <w:tcPr>
-            <w:tcW w:type="dxa" w:w="4320"/>
-          </w:tcPr>
-          <w:p>
-            <w:pPr>
-              <w:spacing w:after="0"/>
-            </w:pPr>
-            <w:r>
-              <w:t>Test Case #</w:t>
-            </w:r>
-          </w:p>
-        </w:tc>
-        <w:tc>
-          <w:tcPr>
-            <w:tcW w:type="dxa" w:w="4320"/>
-          </w:tcPr>
-          <w:p>
-            <w:pPr>
-              <w:spacing w:after="0"/>
-            </w:pPr>
-            <w:r>
-              <w:t>CB-3</w:t>
-            </w:r>
-          </w:p>
-        </w:tc>
-      </w:tr>
-      <w:tr>
-        <w:tc>
-          <w:tcPr>
-            <w:tcW w:type="dxa" w:w="4320"/>
-          </w:tcPr>
-          <w:p>
-            <w:pPr>
-              <w:spacing w:after="0"/>
-            </w:pPr>
-            <w:r>
-              <w:t>Test Priority</w:t>
-            </w:r>
-          </w:p>
-        </w:tc>
-        <w:tc>
-          <w:tcPr>
-            <w:tcW w:type="dxa" w:w="4320"/>
-          </w:tcPr>
-          <w:p>
-            <w:pPr>
-              <w:spacing w:after="0"/>
-            </w:pPr>
-            <w:r>
-              <w:t>Alta</w:t>
-            </w:r>
-          </w:p>
-        </w:tc>
-      </w:tr>
-      <w:tr>
-        <w:tc>
-          <w:tcPr>
-            <w:tcW w:type="dxa" w:w="4320"/>
-          </w:tcPr>
-          <w:p>
-            <w:pPr>
-              <w:spacing w:after="0"/>
-            </w:pPr>
-            <w:r>
-              <w:t>Test Title/Name</w:t>
-            </w:r>
-          </w:p>
-        </w:tc>
-        <w:tc>
-          <w:tcPr>
-            <w:tcW w:type="dxa" w:w="4320"/>
-          </w:tcPr>
-          <w:p>
-            <w:pPr>
-              <w:spacing w:after="0"/>
-            </w:pPr>
-            <w:r>
-              <w:t>list_appointments — filtro provider_id forzado por sujeto JWT</w:t>
-            </w:r>
-          </w:p>
-        </w:tc>
-      </w:tr>
-      <w:tr>
-        <w:tc>
-          <w:tcPr>
-            <w:tcW w:type="dxa" w:w="4320"/>
-          </w:tcPr>
-          <w:p>
-            <w:pPr>
-              <w:spacing w:after="0"/>
-            </w:pPr>
-            <w:r>
-              <w:t>Test Summary</w:t>
-            </w:r>
-          </w:p>
-        </w:tc>
-        <w:tc>
-          <w:tcPr>
-            <w:tcW w:type="dxa" w:w="4320"/>
-          </w:tcPr>
-          <w:p>
-            <w:pPr>
-              <w:spacing w:after="0"/>
-            </w:pPr>
-            <w:r>
-              <w:t>En código (appointments.py), si el rol es Proveedor, el stmt incluye where(Appointment.provider_id == int(principal.subject)). Probar con token cuyo sub sea NIT conocido y verificar solo filas de ese NIT en respuesta.</w:t>
-            </w:r>
-          </w:p>
-        </w:tc>
-      </w:tr>
-      <w:tr>
-        <w:tc>
-          <w:tcPr>
-            <w:tcW w:type="dxa" w:w="4320"/>
-          </w:tcPr>
-          <w:p>
-            <w:pPr>
-              <w:spacing w:after="0"/>
-            </w:pPr>
-            <w:r>
-              <w:t>Test Steps</w:t>
-            </w:r>
-          </w:p>
-        </w:tc>
-        <w:tc>
-          <w:tcPr>
-            <w:tcW w:type="dxa" w:w="4320"/>
-          </w:tcPr>
-          <w:p>
-            <w:pPr>
-              <w:spacing w:after="0"/>
-            </w:pPr>
-            <w:r>
-              <w:t>1) Leer la rama en list_appointments. 2) Insertar o usar citas con dos provider_id distintos en BD. 3) JWT de proveedor A; inspeccionar JSON data.items.</w:t>
-            </w:r>
-          </w:p>
-        </w:tc>
-      </w:tr>
-      <w:tr>
-        <w:tc>
-          <w:tcPr>
-            <w:tcW w:type="dxa" w:w="4320"/>
-          </w:tcPr>
-          <w:p>
-            <w:pPr>
-              <w:spacing w:after="0"/>
-            </w:pPr>
-            <w:r>
-              <w:t>Test Data</w:t>
-            </w:r>
-          </w:p>
-        </w:tc>
-        <w:tc>
-          <w:tcPr>
-            <w:tcW w:type="dxa" w:w="4320"/>
-          </w:tcPr>
-          <w:p>
-            <w:pPr>
-              <w:spacing w:after="0"/>
-            </w:pPr>
-            <w:r>
-              <w:t>NIT A y B; token decodificado (sin verificar firma en test manual) para confirmar sub.</w:t>
-            </w:r>
-          </w:p>
-        </w:tc>
-      </w:tr>
-      <w:tr>
-        <w:tc>
-          <w:tcPr>
-            <w:tcW w:type="dxa" w:w="4320"/>
-          </w:tcPr>
-          <w:p>
-            <w:pPr>
-              <w:spacing w:after="0"/>
-            </w:pPr>
-            <w:r>
-              <w:t>Expected Result</w:t>
-            </w:r>
-          </w:p>
-        </w:tc>
-        <w:tc>
-          <w:tcPr>
-            <w:tcW w:type="dxa" w:w="4320"/>
-          </w:tcPr>
-          <w:p>
-            <w:pPr>
-              <w:spacing w:after="0"/>
-            </w:pPr>
-            <w:r>
-              <w:t>Ningún item con provider_id distinto del NIT del token.</w:t>
-            </w:r>
-          </w:p>
-        </w:tc>
-      </w:tr>
-      <w:tr>
-        <w:tc>
-          <w:tcPr>
-            <w:tcW w:type="dxa" w:w="4320"/>
-          </w:tcPr>
-          <w:p>
-            <w:pPr>
-              <w:spacing w:after="0"/>
-            </w:pPr>
-            <w:r>
-              <w:t>Actual Result</w:t>
-            </w:r>
-          </w:p>
-        </w:tc>
-        <w:tc>
-          <w:tcPr>
-            <w:tcW w:type="dxa" w:w="4320"/>
-          </w:tcPr>
-          <w:p>
-            <w:pPr>
-              <w:spacing w:after="0"/>
-            </w:pPr>
-            <w:r>
-              <w:t>(rellenar)</w:t>
-            </w:r>
-          </w:p>
-        </w:tc>
-      </w:tr>
-      <w:tr>
-        <w:tc>
-          <w:tcPr>
-            <w:tcW w:type="dxa" w:w="4320"/>
-          </w:tcPr>
-          <w:p>
-            <w:pPr>
-              <w:spacing w:after="0"/>
-            </w:pPr>
-            <w:r>
-              <w:t>Pre-condition</w:t>
-            </w:r>
-          </w:p>
-        </w:tc>
-        <w:tc>
-          <w:tcPr>
-            <w:tcW w:type="dxa" w:w="4320"/>
-          </w:tcPr>
-          <w:p>
-            <w:pPr>
-              <w:spacing w:after="0"/>
-            </w:pPr>
-            <w:r>
-              <w:t>Datos en BD alineados con el escenario.</w:t>
-            </w:r>
-          </w:p>
-        </w:tc>
-      </w:tr>
-      <w:tr>
-        <w:tc>
-          <w:tcPr>
-            <w:tcW w:type="dxa" w:w="4320"/>
-          </w:tcPr>
-          <w:p>
-            <w:pPr>
-              <w:spacing w:after="0"/>
-            </w:pPr>
-            <w:r>
-              <w:t>Post-condition</w:t>
-            </w:r>
-          </w:p>
-        </w:tc>
-        <w:tc>
-          <w:tcPr>
-            <w:tcW w:type="dxa" w:w="4320"/>
-          </w:tcPr>
-          <w:p>
-            <w:pPr>
-              <w:spacing w:after="0"/>
-            </w:pPr>
-            <w:r>
-              <w:t>—</w:t>
-            </w:r>
-          </w:p>
-        </w:tc>
-      </w:tr>
-      <w:tr>
-        <w:tc>
-          <w:tcPr>
-            <w:tcW w:type="dxa" w:w="4320"/>
-          </w:tcPr>
-          <w:p>
-            <w:pPr>
-              <w:spacing w:after="0"/>
-            </w:pPr>
-            <w:r>
-              <w:t>Status</w:t>
-            </w:r>
-          </w:p>
-        </w:tc>
-        <w:tc>
-          <w:tcPr>
-            <w:tcW w:type="dxa" w:w="4320"/>
-          </w:tcPr>
-          <w:p>
-            <w:pPr>
-              <w:spacing w:after="0"/>
-            </w:pPr>
-            <w:r>
-              <w:t>Pass</w:t>
-            </w:r>
-          </w:p>
-        </w:tc>
-      </w:tr>
-      <w:tr>
-        <w:tc>
-          <w:tcPr>
-            <w:tcW w:type="dxa" w:w="4320"/>
-          </w:tcPr>
-          <w:p>
-            <w:pPr>
-              <w:spacing w:after="0"/>
-            </w:pPr>
-            <w:r>
-              <w:t>Notes/Comments</w:t>
-            </w:r>
-          </w:p>
-        </w:tc>
-        <w:tc>
-          <w:tcPr>
-            <w:tcW w:type="dxa" w:w="4320"/>
-          </w:tcPr>
-          <w:p>
-            <w:pPr>
-              <w:spacing w:after="0"/>
-            </w:pPr>
-            <w:r>
-              <w:t>Combinación blanca + verificación objetiva en JSON.</w:t>
-            </w:r>
-          </w:p>
-        </w:tc>
-      </w:tr>
-    </w:tbl>
-    <w:p/>
-    <w:p>
-      <w:pPr>
-        <w:pStyle w:val="Heading1"/>
-      </w:pPr>
-      <w:r>
-        <w:t>Test case CB-4: Registro proveedor — validación NIT 10 dígitos en backend</w:t>
-      </w:r>
-    </w:p>
-    <w:tbl>
-      <w:tblPr>
-        <w:tblStyle w:val="TableGrid"/>
-        <w:tblW w:type="auto" w:w="0"/>
-        <w:tblLook w:firstColumn="1" w:firstRow="1" w:lastColumn="0" w:lastRow="0" w:noHBand="0" w:noVBand="1" w:val="04A0"/>
-      </w:tblPr>
-      <w:tblGrid>
-        <w:gridCol w:w="4320"/>
-        <w:gridCol w:w="4320"/>
-      </w:tblGrid>
-      <w:tr>
-        <w:tc>
-          <w:tcPr>
-            <w:tcW w:type="dxa" w:w="4320"/>
-          </w:tcPr>
-          <w:p>
-            <w:pPr>
-              <w:spacing w:after="0"/>
-            </w:pPr>
-            <w:r>
-              <w:rPr>
-                <w:b/>
-              </w:rPr>
-              <w:t>Campo</w:t>
-            </w:r>
-          </w:p>
-        </w:tc>
-        <w:tc>
-          <w:tcPr>
-            <w:tcW w:type="dxa" w:w="4320"/>
-          </w:tcPr>
-          <w:p>
-            <w:pPr>
-              <w:spacing w:after="0"/>
-            </w:pPr>
-            <w:r>
-              <w:rPr>
-                <w:b/>
-              </w:rPr>
-              <w:t>Contenido</w:t>
-            </w:r>
-          </w:p>
-        </w:tc>
-      </w:tr>
-      <w:tr>
-        <w:tc>
-          <w:tcPr>
-            <w:tcW w:type="dxa" w:w="4320"/>
-          </w:tcPr>
-          <w:p>
-            <w:pPr>
-              <w:spacing w:after="0"/>
-            </w:pPr>
-            <w:r>
-              <w:t>Test Case #</w:t>
-            </w:r>
-          </w:p>
-        </w:tc>
-        <w:tc>
-          <w:tcPr>
-            <w:tcW w:type="dxa" w:w="4320"/>
-          </w:tcPr>
-          <w:p>
-            <w:pPr>
-              <w:spacing w:after="0"/>
-            </w:pPr>
-            <w:r>
-              <w:t>CB-4</w:t>
-            </w:r>
-          </w:p>
-        </w:tc>
-      </w:tr>
-      <w:tr>
-        <w:tc>
-          <w:tcPr>
-            <w:tcW w:type="dxa" w:w="4320"/>
-          </w:tcPr>
-          <w:p>
-            <w:pPr>
-              <w:spacing w:after="0"/>
-            </w:pPr>
-            <w:r>
-              <w:t>Test Priority</w:t>
-            </w:r>
-          </w:p>
-        </w:tc>
-        <w:tc>
-          <w:tcPr>
-            <w:tcW w:type="dxa" w:w="4320"/>
-          </w:tcPr>
-          <w:p>
-            <w:pPr>
-              <w:spacing w:after="0"/>
-            </w:pPr>
-            <w:r>
-              <w:t>Media</w:t>
-            </w:r>
-          </w:p>
-        </w:tc>
-      </w:tr>
-      <w:tr>
-        <w:tc>
-          <w:tcPr>
-            <w:tcW w:type="dxa" w:w="4320"/>
-          </w:tcPr>
-          <w:p>
-            <w:pPr>
-              <w:spacing w:after="0"/>
-            </w:pPr>
-            <w:r>
-              <w:t>Test Title/Name</w:t>
-            </w:r>
-          </w:p>
-        </w:tc>
-        <w:tc>
-          <w:tcPr>
-            <w:tcW w:type="dxa" w:w="4320"/>
-          </w:tcPr>
-          <w:p>
-            <w:pPr>
-              <w:spacing w:after="0"/>
-            </w:pPr>
-            <w:r>
-              <w:t>register — ramas len(payload.document_id) != 10</w:t>
-            </w:r>
-          </w:p>
-        </w:tc>
-      </w:tr>
-      <w:tr>
-        <w:tc>
-          <w:tcPr>
-            <w:tcW w:type="dxa" w:w="4320"/>
-          </w:tcPr>
-          <w:p>
-            <w:pPr>
-              <w:spacing w:after="0"/>
-            </w:pPr>
-            <w:r>
-              <w:t>Test Summary</w:t>
-            </w:r>
-          </w:p>
-        </w:tc>
-        <w:tc>
-          <w:tcPr>
-            <w:tcW w:type="dxa" w:w="4320"/>
-          </w:tcPr>
-          <w:p>
-            <w:pPr>
-              <w:spacing w:after="0"/>
-            </w:pPr>
-            <w:r>
-              <w:t>En auth.py registro proveedor: documento debe ser 10 dígitos. Probar con API directa POST .../auth/register y cuerpos inválidos/válidos.</w:t>
-            </w:r>
-          </w:p>
-        </w:tc>
-      </w:tr>
-      <w:tr>
-        <w:tc>
-          <w:tcPr>
-            <w:tcW w:type="dxa" w:w="4320"/>
-          </w:tcPr>
-          <w:p>
-            <w:pPr>
-              <w:spacing w:after="0"/>
-            </w:pPr>
-            <w:r>
-              <w:t>Test Steps</w:t>
-            </w:r>
-          </w:p>
-        </w:tc>
-        <w:tc>
-          <w:tcPr>
-            <w:tcW w:type="dxa" w:w="4320"/>
-          </w:tcPr>
-          <w:p>
-            <w:pPr>
-              <w:spacing w:after="0"/>
-            </w:pPr>
-            <w:r>
-              <w:t>1) Localizar validaciones en código. 2) Enviar document_id con 9 dígitos → 400. 3) Enviar 10 dígitos + resto de campos válidos (o esperar 400 por duplicado si ya existe).</w:t>
-            </w:r>
-          </w:p>
-        </w:tc>
-      </w:tr>
-      <w:tr>
-        <w:tc>
-          <w:tcPr>
-            <w:tcW w:type="dxa" w:w="4320"/>
-          </w:tcPr>
-          <w:p>
-            <w:pPr>
-              <w:spacing w:after="0"/>
-            </w:pPr>
-            <w:r>
-              <w:t>Test Data</w:t>
-            </w:r>
-          </w:p>
-        </w:tc>
-        <w:tc>
-          <w:tcPr>
-            <w:tcW w:type="dxa" w:w="4320"/>
-          </w:tcPr>
-          <w:p>
-            <w:pPr>
-              <w:spacing w:after="0"/>
-            </w:pPr>
-            <w:r>
-              <w:t>NIT 9 dígitos: 900123456; NIT 10: definir no duplicado.</w:t>
-            </w:r>
-          </w:p>
-        </w:tc>
-      </w:tr>
-      <w:tr>
-        <w:tc>
-          <w:tcPr>
-            <w:tcW w:type="dxa" w:w="4320"/>
-          </w:tcPr>
-          <w:p>
-            <w:pPr>
-              <w:spacing w:after="0"/>
-            </w:pPr>
-            <w:r>
-              <w:t>Expected Result</w:t>
-            </w:r>
-          </w:p>
-        </w:tc>
-        <w:tc>
-          <w:tcPr>
-            <w:tcW w:type="dxa" w:w="4320"/>
-          </w:tcPr>
-          <w:p>
-            <w:pPr>
-              <w:spacing w:after="0"/>
-            </w:pPr>
-            <w:r>
-              <w:t>Mensajes detail / error_response acordes a las ramas leídas.</w:t>
-            </w:r>
-          </w:p>
-        </w:tc>
-      </w:tr>
-      <w:tr>
-        <w:tc>
-          <w:tcPr>
-            <w:tcW w:type="dxa" w:w="4320"/>
-          </w:tcPr>
-          <w:p>
-            <w:pPr>
-              <w:spacing w:after="0"/>
-            </w:pPr>
-            <w:r>
-              <w:t>Actual Result</w:t>
-            </w:r>
-          </w:p>
-        </w:tc>
-        <w:tc>
-          <w:tcPr>
-            <w:tcW w:type="dxa" w:w="4320"/>
-          </w:tcPr>
-          <w:p>
-            <w:pPr>
-              <w:spacing w:after="0"/>
-            </w:pPr>
-            <w:r>
-              <w:t>(rellenar)</w:t>
-            </w:r>
-          </w:p>
-        </w:tc>
-      </w:tr>
-      <w:tr>
-        <w:tc>
-          <w:tcPr>
-            <w:tcW w:type="dxa" w:w="4320"/>
-          </w:tcPr>
-          <w:p>
-            <w:pPr>
-              <w:spacing w:after="0"/>
-            </w:pPr>
-            <w:r>
-              <w:t>Pre-condition</w:t>
-            </w:r>
-          </w:p>
-        </w:tc>
-        <w:tc>
-          <w:tcPr>
-            <w:tcW w:type="dxa" w:w="4320"/>
-          </w:tcPr>
-          <w:p>
-            <w:pPr>
-              <w:spacing w:after="0"/>
-            </w:pPr>
-            <w:r>
-              <w:t>Roles Proveedor existentes en BD.</w:t>
-            </w:r>
-          </w:p>
-        </w:tc>
-      </w:tr>
-      <w:tr>
-        <w:tc>
-          <w:tcPr>
-            <w:tcW w:type="dxa" w:w="4320"/>
-          </w:tcPr>
-          <w:p>
-            <w:pPr>
-              <w:spacing w:after="0"/>
-            </w:pPr>
-            <w:r>
-              <w:t>Post-condition</w:t>
-            </w:r>
-          </w:p>
-        </w:tc>
-        <w:tc>
-          <w:tcPr>
-            <w:tcW w:type="dxa" w:w="4320"/>
-          </w:tcPr>
-          <w:p>
-            <w:pPr>
-              <w:spacing w:after="0"/>
-            </w:pPr>
-            <w:r>
-              <w:t>Limpiar registro de prueba si se creó.</w:t>
-            </w:r>
-          </w:p>
-        </w:tc>
-      </w:tr>
-      <w:tr>
-        <w:tc>
-          <w:tcPr>
-            <w:tcW w:type="dxa" w:w="4320"/>
-          </w:tcPr>
-          <w:p>
-            <w:pPr>
-              <w:spacing w:after="0"/>
-            </w:pPr>
-            <w:r>
-              <w:t>Status</w:t>
-            </w:r>
-          </w:p>
-        </w:tc>
-        <w:tc>
-          <w:tcPr>
-            <w:tcW w:type="dxa" w:w="4320"/>
-          </w:tcPr>
-          <w:p>
-            <w:pPr>
-              <w:spacing w:after="0"/>
-            </w:pPr>
-            <w:r>
-              <w:t>Pass</w:t>
-            </w:r>
-          </w:p>
-        </w:tc>
-      </w:tr>
-      <w:tr>
-        <w:tc>
-          <w:tcPr>
-            <w:tcW w:type="dxa" w:w="4320"/>
-          </w:tcPr>
-          <w:p>
-            <w:pPr>
-              <w:spacing w:after="0"/>
-            </w:pPr>
-            <w:r>
-              <w:t>Notes/Comments</w:t>
-            </w:r>
-          </w:p>
-        </w:tc>
-        <w:tc>
-          <w:tcPr>
-            <w:tcW w:type="dxa" w:w="4320"/>
-          </w:tcPr>
-          <w:p>
-            <w:pPr>
-              <w:spacing w:after="0"/>
-            </w:pPr>
-            <w:r/>
-          </w:p>
-        </w:tc>
-      </w:tr>
-    </w:tbl>
-    <w:p/>
-    <w:p>
-      <w:pPr>
-        <w:pStyle w:val="Heading1"/>
-      </w:pPr>
-      <w:r>
-        <w:t>Resumen rápido</w:t>
-      </w:r>
-    </w:p>
-    <w:p>
-      <w:pPr>
-        <w:spacing w:after="120"/>
-      </w:pPr>
-      <w:r>
-        <w:t>- Caja negra: NB-1 a NB-4 (UI y comportamiento sin código).</w:t>
-      </w:r>
-    </w:p>
-    <w:p>
-      <w:pPr>
-        <w:spacing w:after="120"/>
-      </w:pPr>
-      <w:r>
-        <w:t>- Caja gris: CG-1 a CG-4 (contrato API / config).</w:t>
-      </w:r>
-    </w:p>
-    <w:p>
-      <w:pPr>
-        <w:spacing w:after="120"/>
-      </w:pPr>
-      <w:r>
-        <w:t>- Caja blanca: CB-1 a CB-4 (middleware, flags, ramas en appointments / auth).</w:t>
-      </w:r>
-    </w:p>
-    <w:p>
-      <w:pPr>
-        <w:spacing w:after="120"/>
-      </w:pPr>
-      <w:r>
-        <w:t>Puedes duplicar filas en tu hoja de cálculo y añadir IDs NB-5, CG-5, etc., para flujos que te falten (cambio de estado de cita, extend, admin logs).</w:t>
+        <w:t>Última actualización: mayo 2026 (bodegas, citas_create, init 015).</w:t>
       </w:r>
     </w:p>
     <w:sectPr>
